--- a/assets/baocao-tkw-dtbn.docx
+++ b/assets/baocao-tkw-dtbn.docx
@@ -4504,10 +4504,7 @@
       </w:pPr>
       <w:bookmarkStart w:id="8" w:name="_Toc234446679"/>
       <w:r>
-        <w:t xml:space="preserve">2.1.2 </w:t>
-      </w:r>
-      <w:r>
-        <w:t>Cấu trúc và cú pháp HTML</w:t>
+        <w:t>2.1.2 Cấu trúc và cú pháp HTML</w:t>
       </w:r>
       <w:bookmarkEnd w:id="8"/>
     </w:p>
@@ -4720,47 +4717,40 @@
         <w:rPr>
           <w:lang w:eastAsia="ja-JP"/>
         </w:rPr>
-        <w:t>    &lt;meta name="viewport" content="width=device-width"&gt;</w:t>
-      </w:r>
-    </w:p>
-    <w:p>
-      <w:pPr>
-        <w:pStyle w:val="manguon"/>
+        <w:t>    &lt;title</w:t>
+      </w:r>
+      <w:r>
         <w:rPr>
           <w:lang w:eastAsia="ja-JP"/>
         </w:rPr>
-      </w:pPr>
-      <w:r>
-        <w:rPr>
-          <w:lang w:eastAsia="ja-JP"/>
-        </w:rPr>
-        <w:t>    &lt;title lang="</w:t>
+        <w:t>&gt;</w:t>
       </w:r>
       <w:r>
         <w:rPr>
           <w:rFonts w:hint="eastAsia"/>
           <w:lang w:eastAsia="ja-JP"/>
         </w:rPr>
-        <w:t>vi</w:t>
+        <w:t>HTML</w:t>
       </w:r>
       <w:r>
         <w:rPr>
           <w:lang w:eastAsia="ja-JP"/>
         </w:rPr>
-        <w:t>"&gt;</w:t>
-      </w:r>
-      <w:r>
-        <w:rPr>
-          <w:rFonts w:hint="eastAsia"/>
+        <w:t xml:space="preserve"> là gì?&lt;/title&gt;</w:t>
+      </w:r>
+    </w:p>
+    <w:p>
+      <w:pPr>
+        <w:pStyle w:val="manguon"/>
+        <w:rPr>
           <w:lang w:eastAsia="ja-JP"/>
         </w:rPr>
-        <w:t>HTML</w:t>
-      </w:r>
+      </w:pPr>
       <w:r>
         <w:rPr>
           <w:lang w:eastAsia="ja-JP"/>
         </w:rPr>
-        <w:t xml:space="preserve"> là gì?&lt;/title&gt;</w:t>
+        <w:t>&lt;/head&gt;</w:t>
       </w:r>
     </w:p>
     <w:p>
@@ -4774,7 +4764,7 @@
         <w:rPr>
           <w:lang w:eastAsia="ja-JP"/>
         </w:rPr>
-        <w:t>&lt;/head&gt;</w:t>
+        <w:t>&lt;body&gt;</w:t>
       </w:r>
     </w:p>
     <w:p>
@@ -4788,7 +4778,7 @@
         <w:rPr>
           <w:lang w:eastAsia="ja-JP"/>
         </w:rPr>
-        <w:t>&lt;body&gt;</w:t>
+        <w:t>    &lt;h1&gt;Tiêu đề trang&lt;/h1&gt;</w:t>
       </w:r>
     </w:p>
     <w:p>
@@ -4802,7 +4792,7 @@
         <w:rPr>
           <w:lang w:eastAsia="ja-JP"/>
         </w:rPr>
-        <w:t>    &lt;h1&gt;Tiêu đề trang&lt;/h1&gt;</w:t>
+        <w:t>    &lt;p&gt;Văn bản&lt;/p&gt;</w:t>
       </w:r>
     </w:p>
     <w:p>
@@ -4816,7 +4806,7 @@
         <w:rPr>
           <w:lang w:eastAsia="ja-JP"/>
         </w:rPr>
-        <w:t>    &lt;p&gt;Văn bản&lt;/p&gt;</w:t>
+        <w:t>&lt;/body&gt;</w:t>
       </w:r>
     </w:p>
     <w:p>
@@ -4830,20 +4820,6 @@
         <w:rPr>
           <w:lang w:eastAsia="ja-JP"/>
         </w:rPr>
-        <w:t>&lt;/body&gt;</w:t>
-      </w:r>
-    </w:p>
-    <w:p>
-      <w:pPr>
-        <w:pStyle w:val="manguon"/>
-        <w:rPr>
-          <w:lang w:eastAsia="ja-JP"/>
-        </w:rPr>
-      </w:pPr>
-      <w:r>
-        <w:rPr>
-          <w:lang w:eastAsia="ja-JP"/>
-        </w:rPr>
         <w:t>&lt;/html&gt;</w:t>
       </w:r>
     </w:p>
@@ -4853,7 +4829,6 @@
         <w:pStyle w:val="noidung"/>
       </w:pPr>
       <w:r>
-        <w:lastRenderedPageBreak/>
         <w:t xml:space="preserve">Ngoài các phần tử có thẻ mở và thẻ đóng, HTML còn có các phần tử rỗng như </w:t>
       </w:r>
       <w:r>
@@ -4876,10 +4851,8 @@
       </w:pPr>
       <w:bookmarkStart w:id="9" w:name="_Toc234446680"/>
       <w:r>
-        <w:t xml:space="preserve">2.1.3 </w:t>
-      </w:r>
-      <w:r>
-        <w:t>Vai trò của HTML trong thiết kế website</w:t>
+        <w:lastRenderedPageBreak/>
+        <w:t>2.1.3 Vai trò của HTML trong thiết kế website</w:t>
       </w:r>
       <w:bookmarkEnd w:id="9"/>
     </w:p>
@@ -5117,17 +5090,20 @@
       </w:pPr>
       <w:bookmarkStart w:id="13" w:name="_Toc234446684"/>
       <w:r>
+        <w:t>Vai trò của CSS trong website</w:t>
+      </w:r>
+      <w:bookmarkEnd w:id="13"/>
+    </w:p>
+    <w:p>
+      <w:pPr>
+        <w:pStyle w:val="noidung"/>
+      </w:pPr>
+      <w:r>
+        <w:t xml:space="preserve">Trong hệ thống tra cứu thông tin sản phẩm, CSS được sử dụng để định dạng giao diện, tạo bố cục hợp lý, căn chỉnh nội dung, thiết lập màu sắc và tăng tính trực </w:t>
+      </w:r>
+      <w:r>
         <w:lastRenderedPageBreak/>
-        <w:t>Vai trò của CSS trong website</w:t>
-      </w:r>
-      <w:bookmarkEnd w:id="13"/>
-    </w:p>
-    <w:p>
-      <w:pPr>
-        <w:pStyle w:val="noidung"/>
-      </w:pPr>
-      <w:r>
-        <w:t>Trong hệ thống tra cứu thông tin sản phẩm, CSS được sử dụng để định dạng giao diện, tạo bố cục hợp lý, căn chỉnh nội dung, thiết lập màu sắc và tăng tính trực quan cho người dùng. CSS cũng giúp website hiển thị tốt trên nhiều kích thước màn hình thông qua kỹ thuật Responsive Web Design.</w:t>
+        <w:t>quan cho người dùng. CSS cũng giúp website hiển thị tốt trên nhiều kích thước màn hình thông qua kỹ thuật Responsive Web Design.</w:t>
       </w:r>
     </w:p>
     <w:p>
@@ -5217,13 +5193,7 @@
         <w:pStyle w:val="noidung"/>
       </w:pPr>
       <w:r>
-        <w:t xml:space="preserve">Trong đề tài này, JavaScript được đặt trong tệp </w:t>
-      </w:r>
-      <w:r>
-        <w:t>script.js</w:t>
-      </w:r>
-      <w:r>
-        <w:t xml:space="preserve"> để tách biệt phần xử lý chức năng với giao diện HTML, giúp chương trình dễ quản lý và mở rộng.</w:t>
+        <w:t>Trong đề tài này, JavaScript được đặt trong tệp script.js để tách biệt phần xử lý chức năng với giao diện HTML, giúp chương trình dễ quản lý và mở rộng.</w:t>
       </w:r>
     </w:p>
     <w:p>
@@ -5318,24 +5288,24 @@
         </w:numPr>
       </w:pPr>
       <w:r>
+        <w:t xml:space="preserve">Thông báo khi không tồn tại sản phẩm cần tìm. </w:t>
+      </w:r>
+    </w:p>
+    <w:p>
+      <w:pPr>
+        <w:pStyle w:val="noidung"/>
+      </w:pPr>
+      <w:r>
+        <w:t>Nhờ JavaScript, website hoạt động nhanh mà không cần kết nối cơ sở dữ liệu</w:t>
+      </w:r>
+    </w:p>
+    <w:p>
+      <w:pPr>
+        <w:pStyle w:val="Heading2"/>
+      </w:pPr>
+      <w:bookmarkStart w:id="18" w:name="_Toc234446689"/>
+      <w:r>
         <w:lastRenderedPageBreak/>
-        <w:t xml:space="preserve">Thông báo khi không tồn tại sản phẩm cần tìm. </w:t>
-      </w:r>
-    </w:p>
-    <w:p>
-      <w:pPr>
-        <w:pStyle w:val="noidung"/>
-      </w:pPr>
-      <w:r>
-        <w:t>Nhờ JavaScript, website hoạt động nhanh mà không cần kết nối cơ sở dữ liệu</w:t>
-      </w:r>
-    </w:p>
-    <w:p>
-      <w:pPr>
-        <w:pStyle w:val="Heading2"/>
-      </w:pPr>
-      <w:bookmarkStart w:id="18" w:name="_Toc234446689"/>
-      <w:r>
         <w:t>Bootstrap</w:t>
       </w:r>
       <w:bookmarkEnd w:id="18"/>
@@ -5409,19 +5379,7 @@
         <w:pStyle w:val="manguon"/>
       </w:pPr>
       <w:r>
-        <w:t xml:space="preserve">        &lt;div class="col-md-6"&gt;</w:t>
-      </w:r>
-      <w:r>
-        <w:t xml:space="preserve"> </w:t>
-      </w:r>
-      <w:r>
-        <w:t>Nội dung</w:t>
-      </w:r>
-      <w:r>
-        <w:t xml:space="preserve"> </w:t>
-      </w:r>
-      <w:r>
-        <w:t>&lt;/div&gt;</w:t>
+        <w:t xml:space="preserve">        &lt;div class="col-md-6"&gt; Nội dung &lt;/div&gt;</w:t>
       </w:r>
     </w:p>
     <w:p>
@@ -5656,25 +5614,57 @@
       <w:r>
         <w:t xml:space="preserve">Bảng </w:t>
       </w:r>
-      <w:fldSimple w:instr=" STYLEREF 1 \s ">
-        <w:r>
-          <w:rPr>
-            <w:noProof/>
-          </w:rPr>
-          <w:t>3</w:t>
-        </w:r>
-      </w:fldSimple>
+      <w:r>
+        <w:fldChar w:fldCharType="begin"/>
+      </w:r>
+      <w:r>
+        <w:instrText xml:space="preserve"> STYLEREF 1 \s </w:instrText>
+      </w:r>
+      <w:r>
+        <w:fldChar w:fldCharType="separate"/>
+      </w:r>
+      <w:r>
+        <w:rPr>
+          <w:noProof/>
+        </w:rPr>
+        <w:t>3</w:t>
+      </w:r>
+      <w:r>
+        <w:rPr>
+          <w:noProof/>
+        </w:rPr>
+        <w:fldChar w:fldCharType="end"/>
+      </w:r>
       <w:r>
         <w:t>.</w:t>
       </w:r>
-      <w:fldSimple w:instr=" SEQ Bảng \* ARABIC \s 1 ">
-        <w:r>
-          <w:rPr>
-            <w:noProof/>
-          </w:rPr>
-          <w:t>1</w:t>
-        </w:r>
-      </w:fldSimple>
+      <w:r>
+        <w:fldChar w:fldCharType="begin"/>
+      </w:r>
+      <w:r>
+        <w:instrText xml:space="preserve"> SEQ B</w:instrText>
+      </w:r>
+      <w:r>
+        <w:instrText>ả</w:instrText>
+      </w:r>
+      <w:r>
+        <w:instrText xml:space="preserve">ng \* ARABIC \s 1 </w:instrText>
+      </w:r>
+      <w:r>
+        <w:fldChar w:fldCharType="separate"/>
+      </w:r>
+      <w:r>
+        <w:rPr>
+          <w:noProof/>
+        </w:rPr>
+        <w:t>1</w:t>
+      </w:r>
+      <w:r>
+        <w:rPr>
+          <w:noProof/>
+        </w:rPr>
+        <w:fldChar w:fldCharType="end"/>
+      </w:r>
       <w:r>
         <w:t xml:space="preserve"> </w:t>
       </w:r>
@@ -5947,25 +5937,51 @@
       <w:r>
         <w:t xml:space="preserve">Hình </w:t>
       </w:r>
-      <w:fldSimple w:instr=" STYLEREF 1 \s ">
-        <w:r>
-          <w:rPr>
-            <w:noProof/>
-          </w:rPr>
-          <w:t>3</w:t>
-        </w:r>
-      </w:fldSimple>
+      <w:r>
+        <w:fldChar w:fldCharType="begin"/>
+      </w:r>
+      <w:r>
+        <w:instrText xml:space="preserve"> STYLEREF 1 \s </w:instrText>
+      </w:r>
+      <w:r>
+        <w:fldChar w:fldCharType="separate"/>
+      </w:r>
+      <w:r>
+        <w:rPr>
+          <w:noProof/>
+        </w:rPr>
+        <w:t>3</w:t>
+      </w:r>
+      <w:r>
+        <w:rPr>
+          <w:noProof/>
+        </w:rPr>
+        <w:fldChar w:fldCharType="end"/>
+      </w:r>
       <w:r>
         <w:t>.</w:t>
       </w:r>
-      <w:fldSimple w:instr=" SEQ Hình \* ARABIC \s 1 ">
-        <w:r>
-          <w:rPr>
-            <w:noProof/>
-          </w:rPr>
-          <w:t>1</w:t>
-        </w:r>
-      </w:fldSimple>
+      <w:r>
+        <w:fldChar w:fldCharType="begin"/>
+      </w:r>
+      <w:r>
+        <w:instrText xml:space="preserve"> SEQ Hình \* ARABIC \s 1 </w:instrText>
+      </w:r>
+      <w:r>
+        <w:fldChar w:fldCharType="separate"/>
+      </w:r>
+      <w:r>
+        <w:rPr>
+          <w:noProof/>
+        </w:rPr>
+        <w:t>1</w:t>
+      </w:r>
+      <w:r>
+        <w:rPr>
+          <w:noProof/>
+        </w:rPr>
+        <w:fldChar w:fldCharType="end"/>
+      </w:r>
       <w:r>
         <w:t xml:space="preserve"> Nhập tiêu đề cho hình minh họa</w:t>
       </w:r>
@@ -6243,10 +6259,7 @@
         <w:t>CSS Tutorial</w:t>
       </w:r>
       <w:r>
-        <w:t>, trang web</w:t>
-      </w:r>
-      <w:r>
-        <w:t xml:space="preserve">: </w:t>
+        <w:t xml:space="preserve">, trang web: </w:t>
       </w:r>
       <w:r>
         <w:t>https://www.w3schools.com/css/</w:t>
@@ -6263,13 +6276,7 @@
         <w:t>JavaScript Tutorial</w:t>
       </w:r>
       <w:r>
-        <w:t>, trang web</w:t>
-      </w:r>
-      <w:r>
-        <w:t>:</w:t>
-      </w:r>
-      <w:r>
-        <w:t xml:space="preserve"> </w:t>
+        <w:t xml:space="preserve">, trang web: </w:t>
       </w:r>
       <w:r>
         <w:t>https://www.w3schools.com/js/</w:t>
@@ -9072,6 +9079,7 @@
   <w:style w:type="character" w:default="1" w:styleId="DefaultParagraphFont">
     <w:name w:val="Default Paragraph Font"/>
     <w:uiPriority w:val="1"/>
+    <w:semiHidden/>
     <w:unhideWhenUsed/>
   </w:style>
   <w:style w:type="table" w:default="1" w:styleId="TableNormal">

--- a/assets/baocao-tkw-dtbn.docx
+++ b/assets/baocao-tkw-dtbn.docx
@@ -1148,7 +1148,7 @@
       <w:r>
         <w:fldChar w:fldCharType="separate"/>
       </w:r>
-      <w:hyperlink w:anchor="_Toc234446671" w:history="1">
+      <w:hyperlink w:anchor="_Toc234505145" w:history="1">
         <w:r>
           <w:rPr>
             <w:rStyle w:val="Hyperlink"/>
@@ -1175,7 +1175,7 @@
             <w:noProof/>
             <w:webHidden/>
           </w:rPr>
-          <w:instrText xml:space="preserve"> PAGEREF _Toc234446671 \h </w:instrText>
+          <w:instrText xml:space="preserve"> PAGEREF _Toc234505145 \h </w:instrText>
         </w:r>
         <w:r>
           <w:rPr>
@@ -1218,7 +1218,7 @@
           <w:sz w:val="22"/>
         </w:rPr>
       </w:pPr>
-      <w:hyperlink w:anchor="_Toc234446672" w:history="1">
+      <w:hyperlink w:anchor="_Toc234505146" w:history="1">
         <w:r>
           <w:rPr>
             <w:rStyle w:val="Hyperlink"/>
@@ -1245,7 +1245,7 @@
             <w:noProof/>
             <w:webHidden/>
           </w:rPr>
-          <w:instrText xml:space="preserve"> PAGEREF _Toc234446672 \h </w:instrText>
+          <w:instrText xml:space="preserve"> PAGEREF _Toc234505146 \h </w:instrText>
         </w:r>
         <w:r>
           <w:rPr>
@@ -1288,7 +1288,7 @@
           <w:sz w:val="22"/>
         </w:rPr>
       </w:pPr>
-      <w:hyperlink w:anchor="_Toc234446673" w:history="1">
+      <w:hyperlink w:anchor="_Toc234505147" w:history="1">
         <w:r>
           <w:rPr>
             <w:rStyle w:val="Hyperlink"/>
@@ -1315,7 +1315,7 @@
             <w:noProof/>
             <w:webHidden/>
           </w:rPr>
-          <w:instrText xml:space="preserve"> PAGEREF _Toc234446673 \h </w:instrText>
+          <w:instrText xml:space="preserve"> PAGEREF _Toc234505147 \h </w:instrText>
         </w:r>
         <w:r>
           <w:rPr>
@@ -1358,7 +1358,7 @@
           <w:sz w:val="22"/>
         </w:rPr>
       </w:pPr>
-      <w:hyperlink w:anchor="_Toc234446674" w:history="1">
+      <w:hyperlink w:anchor="_Toc234505148" w:history="1">
         <w:r>
           <w:rPr>
             <w:rStyle w:val="Hyperlink"/>
@@ -1385,7 +1385,7 @@
             <w:noProof/>
             <w:webHidden/>
           </w:rPr>
-          <w:instrText xml:space="preserve"> PAGEREF _Toc234446674 \h </w:instrText>
+          <w:instrText xml:space="preserve"> PAGEREF _Toc234505148 \h </w:instrText>
         </w:r>
         <w:r>
           <w:rPr>
@@ -1428,7 +1428,7 @@
           <w:sz w:val="22"/>
         </w:rPr>
       </w:pPr>
-      <w:hyperlink w:anchor="_Toc234446675" w:history="1">
+      <w:hyperlink w:anchor="_Toc234505149" w:history="1">
         <w:r>
           <w:rPr>
             <w:rStyle w:val="Hyperlink"/>
@@ -1455,7 +1455,7 @@
             <w:noProof/>
             <w:webHidden/>
           </w:rPr>
-          <w:instrText xml:space="preserve"> PAGEREF _Toc234446675 \h </w:instrText>
+          <w:instrText xml:space="preserve"> PAGEREF _Toc234505149 \h </w:instrText>
         </w:r>
         <w:r>
           <w:rPr>
@@ -1498,7 +1498,7 @@
           <w:sz w:val="22"/>
         </w:rPr>
       </w:pPr>
-      <w:hyperlink w:anchor="_Toc234446676" w:history="1">
+      <w:hyperlink w:anchor="_Toc234505150" w:history="1">
         <w:r>
           <w:rPr>
             <w:rStyle w:val="Hyperlink"/>
@@ -1525,7 +1525,7 @@
             <w:noProof/>
             <w:webHidden/>
           </w:rPr>
-          <w:instrText xml:space="preserve"> PAGEREF _Toc234446676 \h </w:instrText>
+          <w:instrText xml:space="preserve"> PAGEREF _Toc234505150 \h </w:instrText>
         </w:r>
         <w:r>
           <w:rPr>
@@ -1568,13 +1568,13 @@
           <w:sz w:val="22"/>
         </w:rPr>
       </w:pPr>
-      <w:hyperlink w:anchor="_Toc234446677" w:history="1">
+      <w:hyperlink w:anchor="_Toc234505151" w:history="1">
         <w:r>
           <w:rPr>
             <w:rStyle w:val="Hyperlink"/>
             <w:noProof/>
           </w:rPr>
-          <w:t>2.1 Ngôn ngữ HTML</w:t>
+          <w:t>2.1 Tổng quan về website</w:t>
         </w:r>
         <w:r>
           <w:rPr>
@@ -1595,7 +1595,7 @@
             <w:noProof/>
             <w:webHidden/>
           </w:rPr>
-          <w:instrText xml:space="preserve"> PAGEREF _Toc234446677 \h </w:instrText>
+          <w:instrText xml:space="preserve"> PAGEREF _Toc234505151 \h </w:instrText>
         </w:r>
         <w:r>
           <w:rPr>
@@ -1638,13 +1638,13 @@
           <w:sz w:val="22"/>
         </w:rPr>
       </w:pPr>
-      <w:hyperlink w:anchor="_Toc234446678" w:history="1">
+      <w:hyperlink w:anchor="_Toc234505152" w:history="1">
         <w:r>
           <w:rPr>
             <w:rStyle w:val="Hyperlink"/>
             <w:noProof/>
           </w:rPr>
-          <w:t>2.1.1 Khái niệm HTML</w:t>
+          <w:t>2.1.1 Khái niệm website</w:t>
         </w:r>
         <w:r>
           <w:rPr>
@@ -1665,7 +1665,7 @@
             <w:noProof/>
             <w:webHidden/>
           </w:rPr>
-          <w:instrText xml:space="preserve"> PAGEREF _Toc234446678 \h </w:instrText>
+          <w:instrText xml:space="preserve"> PAGEREF _Toc234505152 \h </w:instrText>
         </w:r>
         <w:r>
           <w:rPr>
@@ -1708,13 +1708,13 @@
           <w:sz w:val="22"/>
         </w:rPr>
       </w:pPr>
-      <w:hyperlink w:anchor="_Toc234446679" w:history="1">
+      <w:hyperlink w:anchor="_Toc234505153" w:history="1">
         <w:r>
           <w:rPr>
             <w:rStyle w:val="Hyperlink"/>
             <w:noProof/>
           </w:rPr>
-          <w:t>2.1.2 Cấu trúc và cú pháp HTML</w:t>
+          <w:t>2.1.2 Phân loại website</w:t>
         </w:r>
         <w:r>
           <w:rPr>
@@ -1735,7 +1735,7 @@
             <w:noProof/>
             <w:webHidden/>
           </w:rPr>
-          <w:instrText xml:space="preserve"> PAGEREF _Toc234446679 \h </w:instrText>
+          <w:instrText xml:space="preserve"> PAGEREF _Toc234505153 \h </w:instrText>
         </w:r>
         <w:r>
           <w:rPr>
@@ -1756,6 +1756,216 @@
             <w:webHidden/>
           </w:rPr>
           <w:t>2</w:t>
+        </w:r>
+        <w:r>
+          <w:rPr>
+            <w:noProof/>
+            <w:webHidden/>
+          </w:rPr>
+          <w:fldChar w:fldCharType="end"/>
+        </w:r>
+      </w:hyperlink>
+    </w:p>
+    <w:p>
+      <w:pPr>
+        <w:pStyle w:val="TOC4"/>
+        <w:tabs>
+          <w:tab w:val="right" w:leader="dot" w:pos="8778"/>
+        </w:tabs>
+        <w:rPr>
+          <w:rFonts w:asciiTheme="minorHAnsi" w:eastAsiaTheme="minorEastAsia" w:hAnsiTheme="minorHAnsi"/>
+          <w:noProof/>
+          <w:sz w:val="22"/>
+        </w:rPr>
+      </w:pPr>
+      <w:hyperlink w:anchor="_Toc234505154" w:history="1">
+        <w:r>
+          <w:rPr>
+            <w:rStyle w:val="Hyperlink"/>
+            <w:noProof/>
+          </w:rPr>
+          <w:t>2.1.2.1 Website tĩnh (Static Website)</w:t>
+        </w:r>
+        <w:r>
+          <w:rPr>
+            <w:noProof/>
+            <w:webHidden/>
+          </w:rPr>
+          <w:tab/>
+        </w:r>
+        <w:r>
+          <w:rPr>
+            <w:noProof/>
+            <w:webHidden/>
+          </w:rPr>
+          <w:fldChar w:fldCharType="begin"/>
+        </w:r>
+        <w:r>
+          <w:rPr>
+            <w:noProof/>
+            <w:webHidden/>
+          </w:rPr>
+          <w:instrText xml:space="preserve"> PAGEREF _Toc234505154 \h </w:instrText>
+        </w:r>
+        <w:r>
+          <w:rPr>
+            <w:noProof/>
+            <w:webHidden/>
+          </w:rPr>
+        </w:r>
+        <w:r>
+          <w:rPr>
+            <w:noProof/>
+            <w:webHidden/>
+          </w:rPr>
+          <w:fldChar w:fldCharType="separate"/>
+        </w:r>
+        <w:r>
+          <w:rPr>
+            <w:noProof/>
+            <w:webHidden/>
+          </w:rPr>
+          <w:t>2</w:t>
+        </w:r>
+        <w:r>
+          <w:rPr>
+            <w:noProof/>
+            <w:webHidden/>
+          </w:rPr>
+          <w:fldChar w:fldCharType="end"/>
+        </w:r>
+      </w:hyperlink>
+    </w:p>
+    <w:p>
+      <w:pPr>
+        <w:pStyle w:val="TOC4"/>
+        <w:tabs>
+          <w:tab w:val="right" w:leader="dot" w:pos="8778"/>
+        </w:tabs>
+        <w:rPr>
+          <w:rFonts w:asciiTheme="minorHAnsi" w:eastAsiaTheme="minorEastAsia" w:hAnsiTheme="minorHAnsi"/>
+          <w:noProof/>
+          <w:sz w:val="22"/>
+        </w:rPr>
+      </w:pPr>
+      <w:hyperlink w:anchor="_Toc234505155" w:history="1">
+        <w:r>
+          <w:rPr>
+            <w:rStyle w:val="Hyperlink"/>
+            <w:noProof/>
+          </w:rPr>
+          <w:t>2.1.2.2 Website động (Dynamic Website)</w:t>
+        </w:r>
+        <w:r>
+          <w:rPr>
+            <w:noProof/>
+            <w:webHidden/>
+          </w:rPr>
+          <w:tab/>
+        </w:r>
+        <w:r>
+          <w:rPr>
+            <w:noProof/>
+            <w:webHidden/>
+          </w:rPr>
+          <w:fldChar w:fldCharType="begin"/>
+        </w:r>
+        <w:r>
+          <w:rPr>
+            <w:noProof/>
+            <w:webHidden/>
+          </w:rPr>
+          <w:instrText xml:space="preserve"> PAGEREF _Toc234505155 \h </w:instrText>
+        </w:r>
+        <w:r>
+          <w:rPr>
+            <w:noProof/>
+            <w:webHidden/>
+          </w:rPr>
+        </w:r>
+        <w:r>
+          <w:rPr>
+            <w:noProof/>
+            <w:webHidden/>
+          </w:rPr>
+          <w:fldChar w:fldCharType="separate"/>
+        </w:r>
+        <w:r>
+          <w:rPr>
+            <w:noProof/>
+            <w:webHidden/>
+          </w:rPr>
+          <w:t>3</w:t>
+        </w:r>
+        <w:r>
+          <w:rPr>
+            <w:noProof/>
+            <w:webHidden/>
+          </w:rPr>
+          <w:fldChar w:fldCharType="end"/>
+        </w:r>
+      </w:hyperlink>
+    </w:p>
+    <w:p>
+      <w:pPr>
+        <w:pStyle w:val="TOC2"/>
+        <w:tabs>
+          <w:tab w:val="right" w:leader="dot" w:pos="8778"/>
+        </w:tabs>
+        <w:rPr>
+          <w:rFonts w:asciiTheme="minorHAnsi" w:eastAsiaTheme="minorEastAsia" w:hAnsiTheme="minorHAnsi"/>
+          <w:noProof/>
+          <w:sz w:val="22"/>
+        </w:rPr>
+      </w:pPr>
+      <w:hyperlink w:anchor="_Toc234505156" w:history="1">
+        <w:r>
+          <w:rPr>
+            <w:rStyle w:val="Hyperlink"/>
+            <w:noProof/>
+          </w:rPr>
+          <w:t>2.2 Ngôn ngữ HTML</w:t>
+        </w:r>
+        <w:r>
+          <w:rPr>
+            <w:noProof/>
+            <w:webHidden/>
+          </w:rPr>
+          <w:tab/>
+        </w:r>
+        <w:r>
+          <w:rPr>
+            <w:noProof/>
+            <w:webHidden/>
+          </w:rPr>
+          <w:fldChar w:fldCharType="begin"/>
+        </w:r>
+        <w:r>
+          <w:rPr>
+            <w:noProof/>
+            <w:webHidden/>
+          </w:rPr>
+          <w:instrText xml:space="preserve"> PAGEREF _Toc234505156 \h </w:instrText>
+        </w:r>
+        <w:r>
+          <w:rPr>
+            <w:noProof/>
+            <w:webHidden/>
+          </w:rPr>
+        </w:r>
+        <w:r>
+          <w:rPr>
+            <w:noProof/>
+            <w:webHidden/>
+          </w:rPr>
+          <w:fldChar w:fldCharType="separate"/>
+        </w:r>
+        <w:r>
+          <w:rPr>
+            <w:noProof/>
+            <w:webHidden/>
+          </w:rPr>
+          <w:t>3</w:t>
         </w:r>
         <w:r>
           <w:rPr>
@@ -1778,13 +1988,13 @@
           <w:sz w:val="22"/>
         </w:rPr>
       </w:pPr>
-      <w:hyperlink w:anchor="_Toc234446680" w:history="1">
+      <w:hyperlink w:anchor="_Toc234505157" w:history="1">
         <w:r>
           <w:rPr>
             <w:rStyle w:val="Hyperlink"/>
             <w:noProof/>
           </w:rPr>
-          <w:t>2.1.3 Vai trò của HTML trong thiết kế website</w:t>
+          <w:t>2.2.1 Khái niệm HTML</w:t>
         </w:r>
         <w:r>
           <w:rPr>
@@ -1805,7 +2015,7 @@
             <w:noProof/>
             <w:webHidden/>
           </w:rPr>
-          <w:instrText xml:space="preserve"> PAGEREF _Toc234446680 \h </w:instrText>
+          <w:instrText xml:space="preserve"> PAGEREF _Toc234505157 \h </w:instrText>
         </w:r>
         <w:r>
           <w:rPr>
@@ -1826,6 +2036,146 @@
             <w:webHidden/>
           </w:rPr>
           <w:t>3</w:t>
+        </w:r>
+        <w:r>
+          <w:rPr>
+            <w:noProof/>
+            <w:webHidden/>
+          </w:rPr>
+          <w:fldChar w:fldCharType="end"/>
+        </w:r>
+      </w:hyperlink>
+    </w:p>
+    <w:p>
+      <w:pPr>
+        <w:pStyle w:val="TOC3"/>
+        <w:tabs>
+          <w:tab w:val="right" w:leader="dot" w:pos="8778"/>
+        </w:tabs>
+        <w:rPr>
+          <w:rFonts w:asciiTheme="minorHAnsi" w:eastAsiaTheme="minorEastAsia" w:hAnsiTheme="minorHAnsi"/>
+          <w:noProof/>
+          <w:sz w:val="22"/>
+        </w:rPr>
+      </w:pPr>
+      <w:hyperlink w:anchor="_Toc234505158" w:history="1">
+        <w:r>
+          <w:rPr>
+            <w:rStyle w:val="Hyperlink"/>
+            <w:noProof/>
+          </w:rPr>
+          <w:t>2.2.2 Cấu trúc và cú pháp HTML</w:t>
+        </w:r>
+        <w:r>
+          <w:rPr>
+            <w:noProof/>
+            <w:webHidden/>
+          </w:rPr>
+          <w:tab/>
+        </w:r>
+        <w:r>
+          <w:rPr>
+            <w:noProof/>
+            <w:webHidden/>
+          </w:rPr>
+          <w:fldChar w:fldCharType="begin"/>
+        </w:r>
+        <w:r>
+          <w:rPr>
+            <w:noProof/>
+            <w:webHidden/>
+          </w:rPr>
+          <w:instrText xml:space="preserve"> PAGEREF _Toc234505158 \h </w:instrText>
+        </w:r>
+        <w:r>
+          <w:rPr>
+            <w:noProof/>
+            <w:webHidden/>
+          </w:rPr>
+        </w:r>
+        <w:r>
+          <w:rPr>
+            <w:noProof/>
+            <w:webHidden/>
+          </w:rPr>
+          <w:fldChar w:fldCharType="separate"/>
+        </w:r>
+        <w:r>
+          <w:rPr>
+            <w:noProof/>
+            <w:webHidden/>
+          </w:rPr>
+          <w:t>3</w:t>
+        </w:r>
+        <w:r>
+          <w:rPr>
+            <w:noProof/>
+            <w:webHidden/>
+          </w:rPr>
+          <w:fldChar w:fldCharType="end"/>
+        </w:r>
+      </w:hyperlink>
+    </w:p>
+    <w:p>
+      <w:pPr>
+        <w:pStyle w:val="TOC3"/>
+        <w:tabs>
+          <w:tab w:val="right" w:leader="dot" w:pos="8778"/>
+        </w:tabs>
+        <w:rPr>
+          <w:rFonts w:asciiTheme="minorHAnsi" w:eastAsiaTheme="minorEastAsia" w:hAnsiTheme="minorHAnsi"/>
+          <w:noProof/>
+          <w:sz w:val="22"/>
+        </w:rPr>
+      </w:pPr>
+      <w:hyperlink w:anchor="_Toc234505159" w:history="1">
+        <w:r>
+          <w:rPr>
+            <w:rStyle w:val="Hyperlink"/>
+            <w:noProof/>
+          </w:rPr>
+          <w:t>2.2.3 Vai trò của HTML trong thiết kế website</w:t>
+        </w:r>
+        <w:r>
+          <w:rPr>
+            <w:noProof/>
+            <w:webHidden/>
+          </w:rPr>
+          <w:tab/>
+        </w:r>
+        <w:r>
+          <w:rPr>
+            <w:noProof/>
+            <w:webHidden/>
+          </w:rPr>
+          <w:fldChar w:fldCharType="begin"/>
+        </w:r>
+        <w:r>
+          <w:rPr>
+            <w:noProof/>
+            <w:webHidden/>
+          </w:rPr>
+          <w:instrText xml:space="preserve"> PAGEREF _Toc234505159 \h </w:instrText>
+        </w:r>
+        <w:r>
+          <w:rPr>
+            <w:noProof/>
+            <w:webHidden/>
+          </w:rPr>
+        </w:r>
+        <w:r>
+          <w:rPr>
+            <w:noProof/>
+            <w:webHidden/>
+          </w:rPr>
+          <w:fldChar w:fldCharType="separate"/>
+        </w:r>
+        <w:r>
+          <w:rPr>
+            <w:noProof/>
+            <w:webHidden/>
+          </w:rPr>
+          <w:t>4</w:t>
         </w:r>
         <w:r>
           <w:rPr>
@@ -1848,13 +2198,13 @@
           <w:sz w:val="22"/>
         </w:rPr>
       </w:pPr>
-      <w:hyperlink w:anchor="_Toc234446681" w:history="1">
+      <w:hyperlink w:anchor="_Toc234505160" w:history="1">
         <w:r>
           <w:rPr>
             <w:rStyle w:val="Hyperlink"/>
             <w:noProof/>
           </w:rPr>
-          <w:t>2.2 Ngôn ngữ CSS</w:t>
+          <w:t>2.3 Ngôn ngữ CSS</w:t>
         </w:r>
         <w:r>
           <w:rPr>
@@ -1875,7 +2225,7 @@
             <w:noProof/>
             <w:webHidden/>
           </w:rPr>
-          <w:instrText xml:space="preserve"> PAGEREF _Toc234446681 \h </w:instrText>
+          <w:instrText xml:space="preserve"> PAGEREF _Toc234505160 \h </w:instrText>
         </w:r>
         <w:r>
           <w:rPr>
@@ -1895,7 +2245,7 @@
             <w:noProof/>
             <w:webHidden/>
           </w:rPr>
-          <w:t>3</w:t>
+          <w:t>4</w:t>
         </w:r>
         <w:r>
           <w:rPr>
@@ -1918,13 +2268,13 @@
           <w:sz w:val="22"/>
         </w:rPr>
       </w:pPr>
-      <w:hyperlink w:anchor="_Toc234446682" w:history="1">
+      <w:hyperlink w:anchor="_Toc234505161" w:history="1">
         <w:r>
           <w:rPr>
             <w:rStyle w:val="Hyperlink"/>
             <w:noProof/>
           </w:rPr>
-          <w:t>2.2.1 Khái niệm CSS</w:t>
+          <w:t>2.3.1 Khái niệm CSS</w:t>
         </w:r>
         <w:r>
           <w:rPr>
@@ -1945,7 +2295,7 @@
             <w:noProof/>
             <w:webHidden/>
           </w:rPr>
-          <w:instrText xml:space="preserve"> PAGEREF _Toc234446682 \h </w:instrText>
+          <w:instrText xml:space="preserve"> PAGEREF _Toc234505161 \h </w:instrText>
         </w:r>
         <w:r>
           <w:rPr>
@@ -1965,7 +2315,7 @@
             <w:noProof/>
             <w:webHidden/>
           </w:rPr>
-          <w:t>3</w:t>
+          <w:t>4</w:t>
         </w:r>
         <w:r>
           <w:rPr>
@@ -1988,13 +2338,13 @@
           <w:sz w:val="22"/>
         </w:rPr>
       </w:pPr>
-      <w:hyperlink w:anchor="_Toc234446683" w:history="1">
+      <w:hyperlink w:anchor="_Toc234505162" w:history="1">
         <w:r>
           <w:rPr>
             <w:rStyle w:val="Hyperlink"/>
             <w:noProof/>
           </w:rPr>
-          <w:t>2.2.2 Cú pháp và các cách sử dụng CSS</w:t>
+          <w:t>2.3.2 Cú pháp và các cách sử dụng CSS</w:t>
         </w:r>
         <w:r>
           <w:rPr>
@@ -2015,7 +2365,7 @@
             <w:noProof/>
             <w:webHidden/>
           </w:rPr>
-          <w:instrText xml:space="preserve"> PAGEREF _Toc234446683 \h </w:instrText>
+          <w:instrText xml:space="preserve"> PAGEREF _Toc234505162 \h </w:instrText>
         </w:r>
         <w:r>
           <w:rPr>
@@ -2035,7 +2385,7 @@
             <w:noProof/>
             <w:webHidden/>
           </w:rPr>
-          <w:t>3</w:t>
+          <w:t>4</w:t>
         </w:r>
         <w:r>
           <w:rPr>
@@ -2058,13 +2408,13 @@
           <w:sz w:val="22"/>
         </w:rPr>
       </w:pPr>
-      <w:hyperlink w:anchor="_Toc234446684" w:history="1">
+      <w:hyperlink w:anchor="_Toc234505163" w:history="1">
         <w:r>
           <w:rPr>
             <w:rStyle w:val="Hyperlink"/>
             <w:noProof/>
           </w:rPr>
-          <w:t>2.2.3 Vai trò của CSS trong website</w:t>
+          <w:t>2.3.3 Vai trò của CSS trong website</w:t>
         </w:r>
         <w:r>
           <w:rPr>
@@ -2085,7 +2435,7 @@
             <w:noProof/>
             <w:webHidden/>
           </w:rPr>
-          <w:instrText xml:space="preserve"> PAGEREF _Toc234446684 \h </w:instrText>
+          <w:instrText xml:space="preserve"> PAGEREF _Toc234505163 \h </w:instrText>
         </w:r>
         <w:r>
           <w:rPr>
@@ -2105,7 +2455,7 @@
             <w:noProof/>
             <w:webHidden/>
           </w:rPr>
-          <w:t>4</w:t>
+          <w:t>5</w:t>
         </w:r>
         <w:r>
           <w:rPr>
@@ -2128,13 +2478,13 @@
           <w:sz w:val="22"/>
         </w:rPr>
       </w:pPr>
-      <w:hyperlink w:anchor="_Toc234446685" w:history="1">
+      <w:hyperlink w:anchor="_Toc234505164" w:history="1">
         <w:r>
           <w:rPr>
             <w:rStyle w:val="Hyperlink"/>
             <w:noProof/>
           </w:rPr>
-          <w:t>2.3 Ngôn ngữ JavaScript</w:t>
+          <w:t>2.4 Ngôn ngữ JavaScript</w:t>
         </w:r>
         <w:r>
           <w:rPr>
@@ -2155,7 +2505,7 @@
             <w:noProof/>
             <w:webHidden/>
           </w:rPr>
-          <w:instrText xml:space="preserve"> PAGEREF _Toc234446685 \h </w:instrText>
+          <w:instrText xml:space="preserve"> PAGEREF _Toc234505164 \h </w:instrText>
         </w:r>
         <w:r>
           <w:rPr>
@@ -2175,7 +2525,7 @@
             <w:noProof/>
             <w:webHidden/>
           </w:rPr>
-          <w:t>4</w:t>
+          <w:t>5</w:t>
         </w:r>
         <w:r>
           <w:rPr>
@@ -2198,13 +2548,13 @@
           <w:sz w:val="22"/>
         </w:rPr>
       </w:pPr>
-      <w:hyperlink w:anchor="_Toc234446686" w:history="1">
+      <w:hyperlink w:anchor="_Toc234505165" w:history="1">
         <w:r>
           <w:rPr>
             <w:rStyle w:val="Hyperlink"/>
             <w:noProof/>
           </w:rPr>
-          <w:t>2.3.1 Khái niệm JavaScript</w:t>
+          <w:t>2.4.1 Khái niệm JavaScript</w:t>
         </w:r>
         <w:r>
           <w:rPr>
@@ -2225,7 +2575,7 @@
             <w:noProof/>
             <w:webHidden/>
           </w:rPr>
-          <w:instrText xml:space="preserve"> PAGEREF _Toc234446686 \h </w:instrText>
+          <w:instrText xml:space="preserve"> PAGEREF _Toc234505165 \h </w:instrText>
         </w:r>
         <w:r>
           <w:rPr>
@@ -2245,7 +2595,7 @@
             <w:noProof/>
             <w:webHidden/>
           </w:rPr>
-          <w:t>4</w:t>
+          <w:t>5</w:t>
         </w:r>
         <w:r>
           <w:rPr>
@@ -2268,13 +2618,13 @@
           <w:sz w:val="22"/>
         </w:rPr>
       </w:pPr>
-      <w:hyperlink w:anchor="_Toc234446687" w:history="1">
+      <w:hyperlink w:anchor="_Toc234505166" w:history="1">
         <w:r>
           <w:rPr>
             <w:rStyle w:val="Hyperlink"/>
             <w:noProof/>
           </w:rPr>
-          <w:t>2.3.2 Cách tích hợp JavaScript vào trang web</w:t>
+          <w:t>2.4.2 Cách tích hợp JavaScript vào trang web</w:t>
         </w:r>
         <w:r>
           <w:rPr>
@@ -2295,7 +2645,7 @@
             <w:noProof/>
             <w:webHidden/>
           </w:rPr>
-          <w:instrText xml:space="preserve"> PAGEREF _Toc234446687 \h </w:instrText>
+          <w:instrText xml:space="preserve"> PAGEREF _Toc234505166 \h </w:instrText>
         </w:r>
         <w:r>
           <w:rPr>
@@ -2315,7 +2665,7 @@
             <w:noProof/>
             <w:webHidden/>
           </w:rPr>
-          <w:t>4</w:t>
+          <w:t>5</w:t>
         </w:r>
         <w:r>
           <w:rPr>
@@ -2338,13 +2688,13 @@
           <w:sz w:val="22"/>
         </w:rPr>
       </w:pPr>
-      <w:hyperlink w:anchor="_Toc234446688" w:history="1">
+      <w:hyperlink w:anchor="_Toc234505167" w:history="1">
         <w:r>
           <w:rPr>
             <w:rStyle w:val="Hyperlink"/>
             <w:noProof/>
           </w:rPr>
-          <w:t>2.3.3 Vai trò của JavaScript trong đề tài</w:t>
+          <w:t>2.4.3 Vai trò của JavaScript trong đề tài</w:t>
         </w:r>
         <w:r>
           <w:rPr>
@@ -2365,7 +2715,7 @@
             <w:noProof/>
             <w:webHidden/>
           </w:rPr>
-          <w:instrText xml:space="preserve"> PAGEREF _Toc234446688 \h </w:instrText>
+          <w:instrText xml:space="preserve"> PAGEREF _Toc234505167 \h </w:instrText>
         </w:r>
         <w:r>
           <w:rPr>
@@ -2385,7 +2735,7 @@
             <w:noProof/>
             <w:webHidden/>
           </w:rPr>
-          <w:t>4</w:t>
+          <w:t>6</w:t>
         </w:r>
         <w:r>
           <w:rPr>
@@ -2408,13 +2758,13 @@
           <w:sz w:val="22"/>
         </w:rPr>
       </w:pPr>
-      <w:hyperlink w:anchor="_Toc234446689" w:history="1">
+      <w:hyperlink w:anchor="_Toc234505168" w:history="1">
         <w:r>
           <w:rPr>
             <w:rStyle w:val="Hyperlink"/>
             <w:noProof/>
           </w:rPr>
-          <w:t>2.4 Bootstrap</w:t>
+          <w:t>2.5 Bootstrap</w:t>
         </w:r>
         <w:r>
           <w:rPr>
@@ -2435,7 +2785,7 @@
             <w:noProof/>
             <w:webHidden/>
           </w:rPr>
-          <w:instrText xml:space="preserve"> PAGEREF _Toc234446689 \h </w:instrText>
+          <w:instrText xml:space="preserve"> PAGEREF _Toc234505168 \h </w:instrText>
         </w:r>
         <w:r>
           <w:rPr>
@@ -2455,7 +2805,7 @@
             <w:noProof/>
             <w:webHidden/>
           </w:rPr>
-          <w:t>5</w:t>
+          <w:t>6</w:t>
         </w:r>
         <w:r>
           <w:rPr>
@@ -2478,13 +2828,13 @@
           <w:sz w:val="22"/>
         </w:rPr>
       </w:pPr>
-      <w:hyperlink w:anchor="_Toc234446690" w:history="1">
+      <w:hyperlink w:anchor="_Toc234505169" w:history="1">
         <w:r>
           <w:rPr>
             <w:rStyle w:val="Hyperlink"/>
             <w:noProof/>
           </w:rPr>
-          <w:t>2.4.1 Khái niệm Bootstrap</w:t>
+          <w:t>2.5.1 Khái niệm Bootstrap</w:t>
         </w:r>
         <w:r>
           <w:rPr>
@@ -2505,7 +2855,7 @@
             <w:noProof/>
             <w:webHidden/>
           </w:rPr>
-          <w:instrText xml:space="preserve"> PAGEREF _Toc234446690 \h </w:instrText>
+          <w:instrText xml:space="preserve"> PAGEREF _Toc234505169 \h </w:instrText>
         </w:r>
         <w:r>
           <w:rPr>
@@ -2525,7 +2875,7 @@
             <w:noProof/>
             <w:webHidden/>
           </w:rPr>
-          <w:t>5</w:t>
+          <w:t>6</w:t>
         </w:r>
         <w:r>
           <w:rPr>
@@ -2548,13 +2898,13 @@
           <w:sz w:val="22"/>
         </w:rPr>
       </w:pPr>
-      <w:hyperlink w:anchor="_Toc234446691" w:history="1">
+      <w:hyperlink w:anchor="_Toc234505170" w:history="1">
         <w:r>
           <w:rPr>
             <w:rStyle w:val="Hyperlink"/>
             <w:noProof/>
           </w:rPr>
-          <w:t>2.4.2 Vai trò của Bootstrap trong đề tài</w:t>
+          <w:t>2.5.2 Vai trò của Bootstrap trong đề tài</w:t>
         </w:r>
         <w:r>
           <w:rPr>
@@ -2575,7 +2925,7 @@
             <w:noProof/>
             <w:webHidden/>
           </w:rPr>
-          <w:instrText xml:space="preserve"> PAGEREF _Toc234446691 \h </w:instrText>
+          <w:instrText xml:space="preserve"> PAGEREF _Toc234505170 \h </w:instrText>
         </w:r>
         <w:r>
           <w:rPr>
@@ -2595,7 +2945,7 @@
             <w:noProof/>
             <w:webHidden/>
           </w:rPr>
-          <w:t>5</w:t>
+          <w:t>7</w:t>
         </w:r>
         <w:r>
           <w:rPr>
@@ -2618,7 +2968,7 @@
           <w:sz w:val="22"/>
         </w:rPr>
       </w:pPr>
-      <w:hyperlink w:anchor="_Toc234446692" w:history="1">
+      <w:hyperlink w:anchor="_Toc234505171" w:history="1">
         <w:r>
           <w:rPr>
             <w:rStyle w:val="Hyperlink"/>
@@ -2645,7 +2995,7 @@
             <w:noProof/>
             <w:webHidden/>
           </w:rPr>
-          <w:instrText xml:space="preserve"> PAGEREF _Toc234446692 \h </w:instrText>
+          <w:instrText xml:space="preserve"> PAGEREF _Toc234505171 \h </w:instrText>
         </w:r>
         <w:r>
           <w:rPr>
@@ -2665,7 +3015,7 @@
             <w:noProof/>
             <w:webHidden/>
           </w:rPr>
-          <w:t>6</w:t>
+          <w:t>8</w:t>
         </w:r>
         <w:r>
           <w:rPr>
@@ -2688,7 +3038,7 @@
           <w:sz w:val="22"/>
         </w:rPr>
       </w:pPr>
-      <w:hyperlink w:anchor="_Toc234446693" w:history="1">
+      <w:hyperlink w:anchor="_Toc234505172" w:history="1">
         <w:r>
           <w:rPr>
             <w:rStyle w:val="Hyperlink"/>
@@ -2715,7 +3065,7 @@
             <w:noProof/>
             <w:webHidden/>
           </w:rPr>
-          <w:instrText xml:space="preserve"> PAGEREF _Toc234446693 \h </w:instrText>
+          <w:instrText xml:space="preserve"> PAGEREF _Toc234505172 \h </w:instrText>
         </w:r>
         <w:r>
           <w:rPr>
@@ -2735,7 +3085,7 @@
             <w:noProof/>
             <w:webHidden/>
           </w:rPr>
-          <w:t>6</w:t>
+          <w:t>8</w:t>
         </w:r>
         <w:r>
           <w:rPr>
@@ -2758,7 +3108,7 @@
           <w:sz w:val="22"/>
         </w:rPr>
       </w:pPr>
-      <w:hyperlink w:anchor="_Toc234446694" w:history="1">
+      <w:hyperlink w:anchor="_Toc234505173" w:history="1">
         <w:r>
           <w:rPr>
             <w:rStyle w:val="Hyperlink"/>
@@ -2785,7 +3135,7 @@
             <w:noProof/>
             <w:webHidden/>
           </w:rPr>
-          <w:instrText xml:space="preserve"> PAGEREF _Toc234446694 \h </w:instrText>
+          <w:instrText xml:space="preserve"> PAGEREF _Toc234505173 \h </w:instrText>
         </w:r>
         <w:r>
           <w:rPr>
@@ -2805,7 +3155,7 @@
             <w:noProof/>
             <w:webHidden/>
           </w:rPr>
-          <w:t>6</w:t>
+          <w:t>8</w:t>
         </w:r>
         <w:r>
           <w:rPr>
@@ -2828,7 +3178,7 @@
           <w:sz w:val="22"/>
         </w:rPr>
       </w:pPr>
-      <w:hyperlink w:anchor="_Toc234446695" w:history="1">
+      <w:hyperlink w:anchor="_Toc234505174" w:history="1">
         <w:r>
           <w:rPr>
             <w:rStyle w:val="Hyperlink"/>
@@ -2855,7 +3205,7 @@
             <w:noProof/>
             <w:webHidden/>
           </w:rPr>
-          <w:instrText xml:space="preserve"> PAGEREF _Toc234446695 \h </w:instrText>
+          <w:instrText xml:space="preserve"> PAGEREF _Toc234505174 \h </w:instrText>
         </w:r>
         <w:r>
           <w:rPr>
@@ -2875,7 +3225,7 @@
             <w:noProof/>
             <w:webHidden/>
           </w:rPr>
-          <w:t>6</w:t>
+          <w:t>8</w:t>
         </w:r>
         <w:r>
           <w:rPr>
@@ -2898,7 +3248,7 @@
           <w:sz w:val="22"/>
         </w:rPr>
       </w:pPr>
-      <w:hyperlink w:anchor="_Toc234446696" w:history="1">
+      <w:hyperlink w:anchor="_Toc234505175" w:history="1">
         <w:r>
           <w:rPr>
             <w:rStyle w:val="Hyperlink"/>
@@ -2925,7 +3275,7 @@
             <w:noProof/>
             <w:webHidden/>
           </w:rPr>
-          <w:instrText xml:space="preserve"> PAGEREF _Toc234446696 \h </w:instrText>
+          <w:instrText xml:space="preserve"> PAGEREF _Toc234505175 \h </w:instrText>
         </w:r>
         <w:r>
           <w:rPr>
@@ -2945,7 +3295,7 @@
             <w:noProof/>
             <w:webHidden/>
           </w:rPr>
-          <w:t>6</w:t>
+          <w:t>8</w:t>
         </w:r>
         <w:r>
           <w:rPr>
@@ -2968,7 +3318,7 @@
           <w:sz w:val="22"/>
         </w:rPr>
       </w:pPr>
-      <w:hyperlink w:anchor="_Toc234446697" w:history="1">
+      <w:hyperlink w:anchor="_Toc234505176" w:history="1">
         <w:r>
           <w:rPr>
             <w:rStyle w:val="Hyperlink"/>
@@ -2995,7 +3345,7 @@
             <w:noProof/>
             <w:webHidden/>
           </w:rPr>
-          <w:instrText xml:space="preserve"> PAGEREF _Toc234446697 \h </w:instrText>
+          <w:instrText xml:space="preserve"> PAGEREF _Toc234505176 \h </w:instrText>
         </w:r>
         <w:r>
           <w:rPr>
@@ -3015,7 +3365,7 @@
             <w:noProof/>
             <w:webHidden/>
           </w:rPr>
-          <w:t>6</w:t>
+          <w:t>8</w:t>
         </w:r>
         <w:r>
           <w:rPr>
@@ -3038,7 +3388,7 @@
           <w:sz w:val="22"/>
         </w:rPr>
       </w:pPr>
-      <w:hyperlink w:anchor="_Toc234446698" w:history="1">
+      <w:hyperlink w:anchor="_Toc234505177" w:history="1">
         <w:r>
           <w:rPr>
             <w:rStyle w:val="Hyperlink"/>
@@ -3065,7 +3415,7 @@
             <w:noProof/>
             <w:webHidden/>
           </w:rPr>
-          <w:instrText xml:space="preserve"> PAGEREF _Toc234446698 \h </w:instrText>
+          <w:instrText xml:space="preserve"> PAGEREF _Toc234505177 \h </w:instrText>
         </w:r>
         <w:r>
           <w:rPr>
@@ -3085,7 +3435,7 @@
             <w:noProof/>
             <w:webHidden/>
           </w:rPr>
-          <w:t>6</w:t>
+          <w:t>8</w:t>
         </w:r>
         <w:r>
           <w:rPr>
@@ -3108,7 +3458,7 @@
           <w:sz w:val="22"/>
         </w:rPr>
       </w:pPr>
-      <w:hyperlink w:anchor="_Toc234446699" w:history="1">
+      <w:hyperlink w:anchor="_Toc234505178" w:history="1">
         <w:r>
           <w:rPr>
             <w:rStyle w:val="Hyperlink"/>
@@ -3135,7 +3485,7 @@
             <w:noProof/>
             <w:webHidden/>
           </w:rPr>
-          <w:instrText xml:space="preserve"> PAGEREF _Toc234446699 \h </w:instrText>
+          <w:instrText xml:space="preserve"> PAGEREF _Toc234505178 \h </w:instrText>
         </w:r>
         <w:r>
           <w:rPr>
@@ -3155,7 +3505,7 @@
             <w:noProof/>
             <w:webHidden/>
           </w:rPr>
-          <w:t>6</w:t>
+          <w:t>8</w:t>
         </w:r>
         <w:r>
           <w:rPr>
@@ -3178,7 +3528,7 @@
           <w:sz w:val="22"/>
         </w:rPr>
       </w:pPr>
-      <w:hyperlink w:anchor="_Toc234446700" w:history="1">
+      <w:hyperlink w:anchor="_Toc234505179" w:history="1">
         <w:r>
           <w:rPr>
             <w:rStyle w:val="Hyperlink"/>
@@ -3205,7 +3555,7 @@
             <w:noProof/>
             <w:webHidden/>
           </w:rPr>
-          <w:instrText xml:space="preserve"> PAGEREF _Toc234446700 \h </w:instrText>
+          <w:instrText xml:space="preserve"> PAGEREF _Toc234505179 \h </w:instrText>
         </w:r>
         <w:r>
           <w:rPr>
@@ -3225,7 +3575,7 @@
             <w:noProof/>
             <w:webHidden/>
           </w:rPr>
-          <w:t>6</w:t>
+          <w:t>8</w:t>
         </w:r>
         <w:r>
           <w:rPr>
@@ -3248,7 +3598,7 @@
           <w:sz w:val="22"/>
         </w:rPr>
       </w:pPr>
-      <w:hyperlink w:anchor="_Toc234446701" w:history="1">
+      <w:hyperlink w:anchor="_Toc234505180" w:history="1">
         <w:r>
           <w:rPr>
             <w:rStyle w:val="Hyperlink"/>
@@ -3275,7 +3625,7 @@
             <w:noProof/>
             <w:webHidden/>
           </w:rPr>
-          <w:instrText xml:space="preserve"> PAGEREF _Toc234446701 \h </w:instrText>
+          <w:instrText xml:space="preserve"> PAGEREF _Toc234505180 \h </w:instrText>
         </w:r>
         <w:r>
           <w:rPr>
@@ -3295,7 +3645,7 @@
             <w:noProof/>
             <w:webHidden/>
           </w:rPr>
-          <w:t>6</w:t>
+          <w:t>8</w:t>
         </w:r>
         <w:r>
           <w:rPr>
@@ -3318,7 +3668,7 @@
           <w:sz w:val="22"/>
         </w:rPr>
       </w:pPr>
-      <w:hyperlink w:anchor="_Toc234446702" w:history="1">
+      <w:hyperlink w:anchor="_Toc234505181" w:history="1">
         <w:r>
           <w:rPr>
             <w:rStyle w:val="Hyperlink"/>
@@ -3345,7 +3695,7 @@
             <w:noProof/>
             <w:webHidden/>
           </w:rPr>
-          <w:instrText xml:space="preserve"> PAGEREF _Toc234446702 \h </w:instrText>
+          <w:instrText xml:space="preserve"> PAGEREF _Toc234505181 \h </w:instrText>
         </w:r>
         <w:r>
           <w:rPr>
@@ -3365,7 +3715,7 @@
             <w:noProof/>
             <w:webHidden/>
           </w:rPr>
-          <w:t>7</w:t>
+          <w:t>9</w:t>
         </w:r>
         <w:r>
           <w:rPr>
@@ -3388,7 +3738,7 @@
           <w:sz w:val="22"/>
         </w:rPr>
       </w:pPr>
-      <w:hyperlink w:anchor="_Toc234446703" w:history="1">
+      <w:hyperlink w:anchor="_Toc234505182" w:history="1">
         <w:r>
           <w:rPr>
             <w:rStyle w:val="Hyperlink"/>
@@ -3415,7 +3765,7 @@
             <w:noProof/>
             <w:webHidden/>
           </w:rPr>
-          <w:instrText xml:space="preserve"> PAGEREF _Toc234446703 \h </w:instrText>
+          <w:instrText xml:space="preserve"> PAGEREF _Toc234505182 \h </w:instrText>
         </w:r>
         <w:r>
           <w:rPr>
@@ -3435,7 +3785,7 @@
             <w:noProof/>
             <w:webHidden/>
           </w:rPr>
-          <w:t>7</w:t>
+          <w:t>9</w:t>
         </w:r>
         <w:r>
           <w:rPr>
@@ -3458,7 +3808,7 @@
           <w:sz w:val="22"/>
         </w:rPr>
       </w:pPr>
-      <w:hyperlink w:anchor="_Toc234446704" w:history="1">
+      <w:hyperlink w:anchor="_Toc234505183" w:history="1">
         <w:r>
           <w:rPr>
             <w:rStyle w:val="Hyperlink"/>
@@ -3485,7 +3835,7 @@
             <w:noProof/>
             <w:webHidden/>
           </w:rPr>
-          <w:instrText xml:space="preserve"> PAGEREF _Toc234446704 \h </w:instrText>
+          <w:instrText xml:space="preserve"> PAGEREF _Toc234505183 \h </w:instrText>
         </w:r>
         <w:r>
           <w:rPr>
@@ -3505,7 +3855,7 @@
             <w:noProof/>
             <w:webHidden/>
           </w:rPr>
-          <w:t>7</w:t>
+          <w:t>9</w:t>
         </w:r>
         <w:r>
           <w:rPr>
@@ -3528,7 +3878,7 @@
           <w:sz w:val="22"/>
         </w:rPr>
       </w:pPr>
-      <w:hyperlink w:anchor="_Toc234446705" w:history="1">
+      <w:hyperlink w:anchor="_Toc234505184" w:history="1">
         <w:r>
           <w:rPr>
             <w:rStyle w:val="Hyperlink"/>
@@ -3555,7 +3905,7 @@
             <w:noProof/>
             <w:webHidden/>
           </w:rPr>
-          <w:instrText xml:space="preserve"> PAGEREF _Toc234446705 \h </w:instrText>
+          <w:instrText xml:space="preserve"> PAGEREF _Toc234505184 \h </w:instrText>
         </w:r>
         <w:r>
           <w:rPr>
@@ -3575,7 +3925,7 @@
             <w:noProof/>
             <w:webHidden/>
           </w:rPr>
-          <w:t>7</w:t>
+          <w:t>9</w:t>
         </w:r>
         <w:r>
           <w:rPr>
@@ -3598,7 +3948,7 @@
           <w:sz w:val="22"/>
         </w:rPr>
       </w:pPr>
-      <w:hyperlink w:anchor="_Toc234446706" w:history="1">
+      <w:hyperlink w:anchor="_Toc234505185" w:history="1">
         <w:r>
           <w:rPr>
             <w:rStyle w:val="Hyperlink"/>
@@ -3625,7 +3975,7 @@
             <w:noProof/>
             <w:webHidden/>
           </w:rPr>
-          <w:instrText xml:space="preserve"> PAGEREF _Toc234446706 \h </w:instrText>
+          <w:instrText xml:space="preserve"> PAGEREF _Toc234505185 \h </w:instrText>
         </w:r>
         <w:r>
           <w:rPr>
@@ -3645,7 +3995,7 @@
             <w:noProof/>
             <w:webHidden/>
           </w:rPr>
-          <w:t>7</w:t>
+          <w:t>9</w:t>
         </w:r>
         <w:r>
           <w:rPr>
@@ -3668,7 +4018,7 @@
           <w:sz w:val="22"/>
         </w:rPr>
       </w:pPr>
-      <w:hyperlink w:anchor="_Toc234446707" w:history="1">
+      <w:hyperlink w:anchor="_Toc234505186" w:history="1">
         <w:r>
           <w:rPr>
             <w:rStyle w:val="Hyperlink"/>
@@ -3695,7 +4045,7 @@
             <w:noProof/>
             <w:webHidden/>
           </w:rPr>
-          <w:instrText xml:space="preserve"> PAGEREF _Toc234446707 \h </w:instrText>
+          <w:instrText xml:space="preserve"> PAGEREF _Toc234505186 \h </w:instrText>
         </w:r>
         <w:r>
           <w:rPr>
@@ -3715,7 +4065,7 @@
             <w:noProof/>
             <w:webHidden/>
           </w:rPr>
-          <w:t>8</w:t>
+          <w:t>10</w:t>
         </w:r>
         <w:r>
           <w:rPr>
@@ -3738,7 +4088,7 @@
           <w:sz w:val="22"/>
         </w:rPr>
       </w:pPr>
-      <w:hyperlink w:anchor="_Toc234446708" w:history="1">
+      <w:hyperlink w:anchor="_Toc234505187" w:history="1">
         <w:r>
           <w:rPr>
             <w:rStyle w:val="Hyperlink"/>
@@ -3765,7 +4115,7 @@
             <w:noProof/>
             <w:webHidden/>
           </w:rPr>
-          <w:instrText xml:space="preserve"> PAGEREF _Toc234446708 \h </w:instrText>
+          <w:instrText xml:space="preserve"> PAGEREF _Toc234505187 \h </w:instrText>
         </w:r>
         <w:r>
           <w:rPr>
@@ -3785,7 +4135,7 @@
             <w:noProof/>
             <w:webHidden/>
           </w:rPr>
-          <w:t>8</w:t>
+          <w:t>10</w:t>
         </w:r>
         <w:r>
           <w:rPr>
@@ -3808,7 +4158,7 @@
           <w:sz w:val="22"/>
         </w:rPr>
       </w:pPr>
-      <w:hyperlink w:anchor="_Toc234446709" w:history="1">
+      <w:hyperlink w:anchor="_Toc234505188" w:history="1">
         <w:r>
           <w:rPr>
             <w:rStyle w:val="Hyperlink"/>
@@ -3835,7 +4185,7 @@
             <w:noProof/>
             <w:webHidden/>
           </w:rPr>
-          <w:instrText xml:space="preserve"> PAGEREF _Toc234446709 \h </w:instrText>
+          <w:instrText xml:space="preserve"> PAGEREF _Toc234505188 \h </w:instrText>
         </w:r>
         <w:r>
           <w:rPr>
@@ -3855,7 +4205,7 @@
             <w:noProof/>
             <w:webHidden/>
           </w:rPr>
-          <w:t>8</w:t>
+          <w:t>10</w:t>
         </w:r>
         <w:r>
           <w:rPr>
@@ -3878,7 +4228,7 @@
           <w:sz w:val="22"/>
         </w:rPr>
       </w:pPr>
-      <w:hyperlink w:anchor="_Toc234446710" w:history="1">
+      <w:hyperlink w:anchor="_Toc234505189" w:history="1">
         <w:r>
           <w:rPr>
             <w:rStyle w:val="Hyperlink"/>
@@ -3905,7 +4255,7 @@
             <w:noProof/>
             <w:webHidden/>
           </w:rPr>
-          <w:instrText xml:space="preserve"> PAGEREF _Toc234446710 \h </w:instrText>
+          <w:instrText xml:space="preserve"> PAGEREF _Toc234505189 \h </w:instrText>
         </w:r>
         <w:r>
           <w:rPr>
@@ -3925,7 +4275,7 @@
             <w:noProof/>
             <w:webHidden/>
           </w:rPr>
-          <w:t>8</w:t>
+          <w:t>10</w:t>
         </w:r>
         <w:r>
           <w:rPr>
@@ -3948,7 +4298,7 @@
           <w:sz w:val="22"/>
         </w:rPr>
       </w:pPr>
-      <w:hyperlink w:anchor="_Toc234446711" w:history="1">
+      <w:hyperlink w:anchor="_Toc234505190" w:history="1">
         <w:r>
           <w:rPr>
             <w:rStyle w:val="Hyperlink"/>
@@ -3975,7 +4325,7 @@
             <w:noProof/>
             <w:webHidden/>
           </w:rPr>
-          <w:instrText xml:space="preserve"> PAGEREF _Toc234446711 \h </w:instrText>
+          <w:instrText xml:space="preserve"> PAGEREF _Toc234505190 \h </w:instrText>
         </w:r>
         <w:r>
           <w:rPr>
@@ -3995,7 +4345,7 @@
             <w:noProof/>
             <w:webHidden/>
           </w:rPr>
-          <w:t>8</w:t>
+          <w:t>10</w:t>
         </w:r>
         <w:r>
           <w:rPr>
@@ -4018,7 +4368,7 @@
           <w:sz w:val="22"/>
         </w:rPr>
       </w:pPr>
-      <w:hyperlink w:anchor="_Toc234446712" w:history="1">
+      <w:hyperlink w:anchor="_Toc234505191" w:history="1">
         <w:r>
           <w:rPr>
             <w:rStyle w:val="Hyperlink"/>
@@ -4045,7 +4395,7 @@
             <w:noProof/>
             <w:webHidden/>
           </w:rPr>
-          <w:instrText xml:space="preserve"> PAGEREF _Toc234446712 \h </w:instrText>
+          <w:instrText xml:space="preserve"> PAGEREF _Toc234505191 \h </w:instrText>
         </w:r>
         <w:r>
           <w:rPr>
@@ -4065,7 +4415,7 @@
             <w:noProof/>
             <w:webHidden/>
           </w:rPr>
-          <w:t>9</w:t>
+          <w:t>11</w:t>
         </w:r>
         <w:r>
           <w:rPr>
@@ -4088,7 +4438,7 @@
           <w:sz w:val="22"/>
         </w:rPr>
       </w:pPr>
-      <w:hyperlink w:anchor="_Toc234446713" w:history="1">
+      <w:hyperlink w:anchor="_Toc234505192" w:history="1">
         <w:r>
           <w:rPr>
             <w:rStyle w:val="Hyperlink"/>
@@ -4115,7 +4465,7 @@
             <w:noProof/>
             <w:webHidden/>
           </w:rPr>
-          <w:instrText xml:space="preserve"> PAGEREF _Toc234446713 \h </w:instrText>
+          <w:instrText xml:space="preserve"> PAGEREF _Toc234505192 \h </w:instrText>
         </w:r>
         <w:r>
           <w:rPr>
@@ -4135,7 +4485,7 @@
             <w:noProof/>
             <w:webHidden/>
           </w:rPr>
-          <w:t>9</w:t>
+          <w:t>11</w:t>
         </w:r>
         <w:r>
           <w:rPr>
@@ -4158,7 +4508,7 @@
           <w:sz w:val="22"/>
         </w:rPr>
       </w:pPr>
-      <w:hyperlink w:anchor="_Toc234446714" w:history="1">
+      <w:hyperlink w:anchor="_Toc234505193" w:history="1">
         <w:r>
           <w:rPr>
             <w:rStyle w:val="Hyperlink"/>
@@ -4185,7 +4535,7 @@
             <w:noProof/>
             <w:webHidden/>
           </w:rPr>
-          <w:instrText xml:space="preserve"> PAGEREF _Toc234446714 \h </w:instrText>
+          <w:instrText xml:space="preserve"> PAGEREF _Toc234505193 \h </w:instrText>
         </w:r>
         <w:r>
           <w:rPr>
@@ -4205,7 +4555,7 @@
             <w:noProof/>
             <w:webHidden/>
           </w:rPr>
-          <w:t>9</w:t>
+          <w:t>11</w:t>
         </w:r>
         <w:r>
           <w:rPr>
@@ -4390,7 +4740,7 @@
       <w:pPr>
         <w:pStyle w:val="Heading1"/>
       </w:pPr>
-      <w:bookmarkStart w:id="0" w:name="_Toc234446671"/>
+      <w:bookmarkStart w:id="0" w:name="_Toc234505145"/>
       <w:r>
         <w:lastRenderedPageBreak/>
         <w:t>T</w:t>
@@ -4404,7 +4754,7 @@
       <w:pPr>
         <w:pStyle w:val="Heading2"/>
       </w:pPr>
-      <w:bookmarkStart w:id="1" w:name="_Toc234446672"/>
+      <w:bookmarkStart w:id="1" w:name="_Toc234505146"/>
       <w:r>
         <w:t>Đặt vấn đề</w:t>
       </w:r>
@@ -4414,7 +4764,7 @@
       <w:pPr>
         <w:pStyle w:val="Heading2"/>
       </w:pPr>
-      <w:bookmarkStart w:id="2" w:name="_Toc234446673"/>
+      <w:bookmarkStart w:id="2" w:name="_Toc234505147"/>
       <w:r>
         <w:t>Mục tiêu nghiên cứu</w:t>
       </w:r>
@@ -4424,7 +4774,7 @@
       <w:pPr>
         <w:pStyle w:val="Heading2"/>
       </w:pPr>
-      <w:bookmarkStart w:id="3" w:name="_Toc234446674"/>
+      <w:bookmarkStart w:id="3" w:name="_Toc234505148"/>
       <w:r>
         <w:t>Phương pháp nghiên cứu</w:t>
       </w:r>
@@ -4434,7 +4784,7 @@
       <w:pPr>
         <w:pStyle w:val="Heading2"/>
       </w:pPr>
-      <w:bookmarkStart w:id="4" w:name="_Toc234446675"/>
+      <w:bookmarkStart w:id="4" w:name="_Toc234505149"/>
       <w:r>
         <w:t>Đối tượng nghiên cứu</w:t>
       </w:r>
@@ -4449,7 +4799,7 @@
       <w:pPr>
         <w:pStyle w:val="Heading1"/>
       </w:pPr>
-      <w:bookmarkStart w:id="5" w:name="_Toc234446676"/>
+      <w:bookmarkStart w:id="5" w:name="_Toc234505150"/>
       <w:r>
         <w:lastRenderedPageBreak/>
         <w:t>Cơ sở lý thuyết</w:t>
@@ -4460,53 +4810,167 @@
       <w:pPr>
         <w:pStyle w:val="Heading2"/>
       </w:pPr>
-      <w:bookmarkStart w:id="6" w:name="_Toc234446677"/>
+      <w:bookmarkStart w:id="6" w:name="_Toc234505151"/>
+      <w:r>
+        <w:t>Tổng quan về website</w:t>
+      </w:r>
+      <w:bookmarkEnd w:id="6"/>
+    </w:p>
+    <w:p>
+      <w:pPr>
+        <w:pStyle w:val="Heading3"/>
+      </w:pPr>
+      <w:bookmarkStart w:id="7" w:name="_Toc234505152"/>
+      <w:r>
+        <w:t>Khái niệm website</w:t>
+      </w:r>
+      <w:bookmarkEnd w:id="7"/>
+    </w:p>
+    <w:p>
+      <w:pPr>
+        <w:pStyle w:val="noidung"/>
+      </w:pPr>
+      <w:r>
+        <w:t>Website là tập hợp các trang web có liên kết với nhau và cùng thuộc một tên miền hoặc tên miền phụ. Toàn bộ dữ liệu của website được lưu trữ trên máy chủ (Web Server) và có thể được người dùng truy cập thông qua Internet bằng các trình duyệt web như Google Chrome, Microsoft Edge hoặc Firefox. Nội dung của một website có thể bao gồm văn bản, hình ảnh, âm thanh, video và nhiều loại dữ liệu đa phương tiện khác. Tùy theo mục đích sử dụng, website có thể được xây dựng dưới dạng các trang HTML tĩnh hoặc được phát triển bằng các hệ quản trị nội dung (CMS) hay các ngôn ngữ lập trình để tạo thành website động</w:t>
+      </w:r>
+      <w:r>
+        <w:t xml:space="preserve"> [1].</w:t>
+      </w:r>
+    </w:p>
+    <w:p>
+      <w:pPr>
+        <w:pStyle w:val="Heading3"/>
+      </w:pPr>
+      <w:bookmarkStart w:id="8" w:name="_Toc234505153"/>
+      <w:r>
+        <w:t>Phân loại website</w:t>
+      </w:r>
+      <w:bookmarkEnd w:id="8"/>
+    </w:p>
+    <w:p>
+      <w:pPr>
+        <w:pStyle w:val="Heading4"/>
+      </w:pPr>
+      <w:bookmarkStart w:id="9" w:name="_Toc234505154"/>
+      <w:r>
+        <w:t>Website tĩnh (Static Website)</w:t>
+      </w:r>
+      <w:bookmarkEnd w:id="9"/>
+    </w:p>
+    <w:p>
+      <w:pPr>
+        <w:pStyle w:val="noidung"/>
+      </w:pPr>
+      <w:r>
+        <w:t>Website tĩnh là loại website có nội dung được xây dựng bằng các tệp HTML kết hợp với CSS và JavaScript. Thông tin hiển thị trên website được lưu trực tiếp trong các tệp của trang web và không phụ thuộc vào cơ sở dữ liệu. Khi người dùng truy cập, máy chủ sẽ gửi ngay nội dung đã được tạo sẵn đến trình duyệt mà không cần xử lý dữ liệu phía máy chủ.</w:t>
+      </w:r>
+    </w:p>
+    <w:p>
+      <w:pPr>
+        <w:pStyle w:val="noidung"/>
+      </w:pPr>
+      <w:r>
+        <w:t>Website tĩnh có ưu điểm như tốc độ tải nhanh, dễ thiết kế, chi phí triển khai thấp và mức độ bảo mật cao do không sử dụng cơ sở dữ liệu hoặc ngôn ngữ xử lý phía máy chủ. Tuy nhiên, việc cập nhật nội dung phải thực hiện bằng cách chỉnh sửa trực tiếp mã nguồn nên không phù hợp với các hệ thống có dữ liệu thường xuyên thay đổi.</w:t>
+      </w:r>
+    </w:p>
+    <w:p>
+      <w:pPr>
+        <w:pStyle w:val="noidung"/>
+      </w:pPr>
+      <w:r>
+        <w:t>Trong đề tài này, website</w:t>
+      </w:r>
+      <w:r>
+        <w:t xml:space="preserve"> bán hoa tươi</w:t>
+      </w:r>
+      <w:r>
+        <w:t xml:space="preserve"> được xây dựng theo mô hình </w:t>
+      </w:r>
+      <w:r>
+        <w:rPr>
+          <w:rStyle w:val="Strong"/>
+          <w:b w:val="0"/>
+          <w:bCs w:val="0"/>
+        </w:rPr>
+        <w:t>website tĩnh</w:t>
+      </w:r>
+      <w:r>
+        <w:t>. Giao diện được phát triển bằng HTML, CSS và Bootstrap, trong khi JavaScript được sử dụng để xử lý chức năng tra cứu sản phẩm từ mảng đối tượng có sẵn. Toàn bộ dữ liệu được lưu trong mã nguồn, không sử dụng cơ sở dữ liệu hay ngôn ngữ lập trình phía máy chủ.</w:t>
+      </w:r>
+    </w:p>
+    <w:p>
+      <w:pPr>
+        <w:pStyle w:val="Heading4"/>
+      </w:pPr>
+      <w:bookmarkStart w:id="10" w:name="_Toc234505155"/>
+      <w:r>
+        <w:lastRenderedPageBreak/>
+        <w:t>Website động (Dynamic Website)</w:t>
+      </w:r>
+      <w:bookmarkEnd w:id="10"/>
+    </w:p>
+    <w:p>
+      <w:pPr>
+        <w:pStyle w:val="noidung"/>
+      </w:pPr>
+      <w:r>
+        <w:t>Website động là loại website có khả năng tạo và cập nhật nội dung theo thời gian thực dựa trên dữ liệu lưu trữ trong cơ sở dữ liệu hoặc theo yêu cầu của người dùng. Website động thường sử dụng các ngôn ngữ lập trình phía máy chủ như PHP, ASP.NET, Java hoặc Node.js kết hợp với hệ quản trị cơ sở dữ liệu như MySQL, SQL Server hoặc PostgreSQL.</w:t>
+      </w:r>
+    </w:p>
+    <w:p>
+      <w:pPr>
+        <w:pStyle w:val="noidung"/>
+      </w:pPr>
+      <w:r>
+        <w:t>So với website tĩnh, website động có khả năng quản lý dữ liệu lớn, hỗ trợ nhiều chức năng tương tác như đăng nhập, tìm kiếm, đặt hàng và quản trị nội dung. Tuy nhiên, loại website này có cấu trúc phức tạp hơn, yêu cầu máy chủ xử lý nhiều tác vụ hơn và chi phí phát triển cũng cao hơn.</w:t>
+      </w:r>
+    </w:p>
+    <w:p>
+      <w:pPr>
+        <w:pStyle w:val="Heading2"/>
+      </w:pPr>
+      <w:bookmarkStart w:id="11" w:name="_Toc234505156"/>
       <w:r>
         <w:t xml:space="preserve">Ngôn ngữ </w:t>
       </w:r>
       <w:r>
         <w:t>HTML</w:t>
       </w:r>
-      <w:bookmarkEnd w:id="6"/>
+      <w:bookmarkEnd w:id="11"/>
     </w:p>
     <w:p>
       <w:pPr>
         <w:pStyle w:val="Heading3"/>
-        <w:numPr>
-          <w:ilvl w:val="0"/>
-          <w:numId w:val="0"/>
-        </w:numPr>
-      </w:pPr>
-      <w:bookmarkStart w:id="7" w:name="_Toc234446678"/>
-      <w:r>
-        <w:t>2.1.1</w:t>
-      </w:r>
-      <w:r>
-        <w:t xml:space="preserve"> Khái niệm HTML</w:t>
-      </w:r>
-      <w:bookmarkEnd w:id="7"/>
+      </w:pPr>
+      <w:bookmarkStart w:id="12" w:name="_Toc234505157"/>
+      <w:r>
+        <w:t>Khái niệm HTML</w:t>
+      </w:r>
+      <w:bookmarkEnd w:id="12"/>
     </w:p>
     <w:p>
       <w:pPr>
         <w:pStyle w:val="noidung"/>
       </w:pPr>
       <w:r>
-        <w:t>HTML (HyperText Markup Language) là ngôn ngữ đánh dấu được sử dụng để xây dựng cấu trúc của một trang web. HTML không phải là ngôn ngữ lập trình mà là tập hợp các thẻ (tags) giúp trình duyệt xác định cách hiển thị nội dung như tiêu đề, đoạn văn, bảng, hình ảnh, biểu mẫu và siêu liên kết. Mọi website đều sử dụng HTML làm nền tảng để tổ chức thông tin và kết hợp với CSS, JavaScript nhằm tạo nên một ứng dụng web hoàn chỉnh [1].</w:t>
+        <w:t>HTML (HyperText Markup Language) là ngôn ngữ đánh dấu được sử dụng để xây dựng cấu trúc của một trang web. HTML không phải là ngôn ngữ lập trình mà là tập hợp các thẻ (tags) giúp trình duyệt xác định cách hiển thị nội dung như tiêu đề, đoạn văn, bảng, hình ảnh, biểu mẫu và siêu liên kết. Mọi website đều sử dụng HTML làm nền tảng để tổ chức thông tin và kết hợp với CSS, JavaScript nhằm tạo nên một ứng dụng web hoàn chỉnh [</w:t>
+      </w:r>
+      <w:r>
+        <w:t>2</w:t>
+      </w:r>
+      <w:r>
+        <w:t>].</w:t>
       </w:r>
     </w:p>
     <w:p>
       <w:pPr>
         <w:pStyle w:val="Heading3"/>
-        <w:numPr>
-          <w:ilvl w:val="0"/>
-          <w:numId w:val="0"/>
-        </w:numPr>
-      </w:pPr>
-      <w:bookmarkStart w:id="8" w:name="_Toc234446679"/>
-      <w:r>
-        <w:t>2.1.2 Cấu trúc và cú pháp HTML</w:t>
-      </w:r>
-      <w:bookmarkEnd w:id="8"/>
+      </w:pPr>
+      <w:bookmarkStart w:id="13" w:name="_Toc234505158"/>
+      <w:r>
+        <w:t>Cấu trúc và cú pháp HTML</w:t>
+      </w:r>
+      <w:bookmarkEnd w:id="13"/>
     </w:p>
     <w:p>
       <w:pPr>
@@ -4550,11 +5014,29 @@
       <w:r>
         <w:t>Một phần tử HTML thường có cú pháp:</w:t>
       </w:r>
+    </w:p>
+    <w:p>
+      <w:pPr>
+        <w:pStyle w:val="manguon"/>
+      </w:pPr>
       <w:r>
         <w:t xml:space="preserve"> </w:t>
       </w:r>
       <w:r>
         <w:t>&lt;tagname&gt; Nội dung &lt;/tagname&gt;</w:t>
+      </w:r>
+    </w:p>
+    <w:p>
+      <w:pPr>
+        <w:rPr>
+          <w:lang w:eastAsia="ja-JP"/>
+        </w:rPr>
+      </w:pPr>
+      <w:r>
+        <w:rPr>
+          <w:lang w:eastAsia="ja-JP"/>
+        </w:rPr>
+        <w:br w:type="page"/>
       </w:r>
     </w:p>
     <w:p>
@@ -4569,6 +5051,7 @@
           <w:rFonts w:hint="eastAsia"/>
           <w:lang w:eastAsia="ja-JP"/>
         </w:rPr>
+        <w:lastRenderedPageBreak/>
         <w:t>Ví d</w:t>
       </w:r>
       <w:r>
@@ -4653,173 +5136,97 @@
     <w:p>
       <w:pPr>
         <w:pStyle w:val="manguon"/>
-        <w:rPr>
-          <w:lang w:eastAsia="ja-JP"/>
-        </w:rPr>
-      </w:pPr>
-      <w:r>
-        <w:rPr>
-          <w:lang w:eastAsia="ja-JP"/>
-        </w:rPr>
+      </w:pPr>
+      <w:r>
         <w:t>&lt;!DOCTYPE html&gt;</w:t>
       </w:r>
     </w:p>
     <w:p>
       <w:pPr>
         <w:pStyle w:val="manguon"/>
-        <w:rPr>
-          <w:lang w:eastAsia="ja-JP"/>
-        </w:rPr>
-      </w:pPr>
-      <w:r>
-        <w:rPr>
-          <w:lang w:eastAsia="ja-JP"/>
-        </w:rPr>
+      </w:pPr>
+      <w:r>
         <w:t>&lt;html lang="vi"&gt;</w:t>
       </w:r>
     </w:p>
     <w:p>
       <w:pPr>
         <w:pStyle w:val="manguon"/>
-        <w:rPr>
-          <w:lang w:eastAsia="ja-JP"/>
-        </w:rPr>
-      </w:pPr>
-      <w:r>
-        <w:rPr>
-          <w:lang w:eastAsia="ja-JP"/>
-        </w:rPr>
+      </w:pPr>
+      <w:r>
         <w:t>&lt;head&gt;</w:t>
       </w:r>
     </w:p>
     <w:p>
       <w:pPr>
         <w:pStyle w:val="manguon"/>
-        <w:rPr>
-          <w:lang w:eastAsia="ja-JP"/>
-        </w:rPr>
-      </w:pPr>
-      <w:r>
-        <w:rPr>
-          <w:lang w:eastAsia="ja-JP"/>
-        </w:rPr>
+      </w:pPr>
+      <w:r>
         <w:t>    &lt;meta charset="UTF-8"&gt;</w:t>
       </w:r>
     </w:p>
     <w:p>
       <w:pPr>
         <w:pStyle w:val="manguon"/>
-        <w:rPr>
-          <w:lang w:eastAsia="ja-JP"/>
-        </w:rPr>
-      </w:pPr>
-      <w:r>
-        <w:rPr>
-          <w:lang w:eastAsia="ja-JP"/>
-        </w:rPr>
+      </w:pPr>
+      <w:r>
         <w:t>    &lt;title</w:t>
       </w:r>
       <w:r>
-        <w:rPr>
-          <w:lang w:eastAsia="ja-JP"/>
-        </w:rPr>
         <w:t>&gt;</w:t>
       </w:r>
       <w:r>
-        <w:rPr>
-          <w:rFonts w:hint="eastAsia"/>
-          <w:lang w:eastAsia="ja-JP"/>
-        </w:rPr>
-        <w:t>HTML</w:t>
-      </w:r>
-      <w:r>
-        <w:rPr>
-          <w:lang w:eastAsia="ja-JP"/>
-        </w:rPr>
-        <w:t xml:space="preserve"> là gì?&lt;/title&gt;</w:t>
+        <w:t>Bloom Studio</w:t>
+      </w:r>
+      <w:r>
+        <w:t>&lt;/title&gt;</w:t>
       </w:r>
     </w:p>
     <w:p>
       <w:pPr>
         <w:pStyle w:val="manguon"/>
-        <w:rPr>
-          <w:lang w:eastAsia="ja-JP"/>
-        </w:rPr>
-      </w:pPr>
-      <w:r>
-        <w:rPr>
-          <w:lang w:eastAsia="ja-JP"/>
-        </w:rPr>
+      </w:pPr>
+      <w:r>
         <w:t>&lt;/head&gt;</w:t>
       </w:r>
     </w:p>
     <w:p>
       <w:pPr>
         <w:pStyle w:val="manguon"/>
-        <w:rPr>
-          <w:lang w:eastAsia="ja-JP"/>
-        </w:rPr>
-      </w:pPr>
-      <w:r>
-        <w:rPr>
-          <w:lang w:eastAsia="ja-JP"/>
-        </w:rPr>
+      </w:pPr>
+      <w:r>
         <w:t>&lt;body&gt;</w:t>
       </w:r>
     </w:p>
     <w:p>
       <w:pPr>
         <w:pStyle w:val="manguon"/>
-        <w:rPr>
-          <w:lang w:eastAsia="ja-JP"/>
-        </w:rPr>
-      </w:pPr>
-      <w:r>
-        <w:rPr>
-          <w:lang w:eastAsia="ja-JP"/>
-        </w:rPr>
+      </w:pPr>
+      <w:r>
         <w:t>    &lt;h1&gt;Tiêu đề trang&lt;/h1&gt;</w:t>
       </w:r>
     </w:p>
     <w:p>
       <w:pPr>
         <w:pStyle w:val="manguon"/>
-        <w:rPr>
-          <w:lang w:eastAsia="ja-JP"/>
-        </w:rPr>
-      </w:pPr>
-      <w:r>
-        <w:rPr>
-          <w:lang w:eastAsia="ja-JP"/>
-        </w:rPr>
+      </w:pPr>
+      <w:r>
         <w:t>    &lt;p&gt;Văn bản&lt;/p&gt;</w:t>
       </w:r>
     </w:p>
     <w:p>
       <w:pPr>
         <w:pStyle w:val="manguon"/>
-        <w:rPr>
-          <w:lang w:eastAsia="ja-JP"/>
-        </w:rPr>
-      </w:pPr>
-      <w:r>
-        <w:rPr>
-          <w:lang w:eastAsia="ja-JP"/>
-        </w:rPr>
+      </w:pPr>
+      <w:r>
         <w:t>&lt;/body&gt;</w:t>
       </w:r>
     </w:p>
     <w:p>
       <w:pPr>
         <w:pStyle w:val="manguon"/>
-        <w:rPr>
-          <w:lang w:eastAsia="ja-JP"/>
-        </w:rPr>
-      </w:pPr>
-      <w:r>
-        <w:rPr>
-          <w:lang w:eastAsia="ja-JP"/>
-        </w:rPr>
+      </w:pPr>
+      <w:r>
         <w:t>&lt;/html&gt;</w:t>
       </w:r>
     </w:p>
@@ -4844,136 +5251,140 @@
     <w:p>
       <w:pPr>
         <w:pStyle w:val="Heading3"/>
-        <w:numPr>
-          <w:ilvl w:val="0"/>
-          <w:numId w:val="0"/>
-        </w:numPr>
-      </w:pPr>
-      <w:bookmarkStart w:id="9" w:name="_Toc234446680"/>
+      </w:pPr>
+      <w:bookmarkStart w:id="14" w:name="_Toc234505159"/>
+      <w:r>
+        <w:t>Vai trò của HTML trong thiết kế website</w:t>
+      </w:r>
+      <w:bookmarkEnd w:id="14"/>
+    </w:p>
+    <w:p>
+      <w:pPr>
+        <w:pStyle w:val="noidung"/>
+      </w:pPr>
+      <w:r>
+        <w:t>HTML đóng vai trò tạo khung cho toàn bộ website. Trong đề tài này, HTML được sử dụng để xây dựng giao diện nhập mã sản phẩm, khu vực hiển thị kết quả tra cứu, bảng thông tin và các thành phần giao diện khác. HTML kết hợp với CSS để định dạng và JavaScript để xử lý chức năng tìm kiếm.</w:t>
+      </w:r>
+    </w:p>
+    <w:p>
+      <w:pPr>
+        <w:pStyle w:val="Heading2"/>
+      </w:pPr>
+      <w:bookmarkStart w:id="15" w:name="_Toc234505160"/>
+      <w:r>
+        <w:t>Ngôn ngữ CSS</w:t>
+      </w:r>
+      <w:bookmarkEnd w:id="15"/>
+    </w:p>
+    <w:p>
+      <w:pPr>
+        <w:pStyle w:val="Heading3"/>
+      </w:pPr>
+      <w:bookmarkStart w:id="16" w:name="_Toc234505161"/>
+      <w:r>
+        <w:t>Khái niệm CSS</w:t>
+      </w:r>
+      <w:bookmarkEnd w:id="16"/>
+    </w:p>
+    <w:p>
+      <w:pPr>
+        <w:pStyle w:val="noidung"/>
+      </w:pPr>
+      <w:r>
+        <w:t>CSS (Cascading Style Sheets) là ngôn ngữ định kiểu dùng để điều khiển cách trình bày của các phần tử HTML. CSS cho phép thay đổi màu sắc, kiểu chữ, khoảng cách, kích thước, bố cục và hiệu ứng hiển thị mà không cần thay đổi nội dung HTML [</w:t>
+      </w:r>
+      <w:r>
+        <w:t>3</w:t>
+      </w:r>
+      <w:r>
+        <w:t>].</w:t>
+      </w:r>
+    </w:p>
+    <w:p>
+      <w:pPr>
+        <w:pStyle w:val="Heading3"/>
+      </w:pPr>
+      <w:bookmarkStart w:id="17" w:name="_Toc234505162"/>
+      <w:r>
+        <w:t>Cú pháp và các cách sử dụng CSS</w:t>
+      </w:r>
+      <w:bookmarkEnd w:id="17"/>
+    </w:p>
+    <w:p>
+      <w:pPr>
+        <w:pStyle w:val="noidung"/>
+      </w:pPr>
+      <w:r>
+        <w:t>Một quy tắc CSS gồm ba thành phần:</w:t>
+      </w:r>
+      <w:r>
+        <w:t xml:space="preserve"> </w:t>
+      </w:r>
+      <w:r>
+        <w:t>Bộ chọn (Selector)</w:t>
+      </w:r>
+      <w:r>
+        <w:t>, t</w:t>
+      </w:r>
+      <w:r>
+        <w:t>huộc tính (Property)</w:t>
+      </w:r>
+      <w:r>
+        <w:t>, g</w:t>
+      </w:r>
+      <w:r>
+        <w:t xml:space="preserve">iá trị (Value) </w:t>
+      </w:r>
+    </w:p>
+    <w:p>
+      <w:r>
+        <w:br w:type="page"/>
+      </w:r>
+    </w:p>
+    <w:p>
+      <w:pPr>
+        <w:pStyle w:val="noidung"/>
+      </w:pPr>
       <w:r>
         <w:lastRenderedPageBreak/>
-        <w:t>2.1.3 Vai trò của HTML trong thiết kế website</w:t>
-      </w:r>
-      <w:bookmarkEnd w:id="9"/>
-    </w:p>
-    <w:p>
-      <w:pPr>
-        <w:pStyle w:val="noidung"/>
-      </w:pPr>
-      <w:r>
-        <w:t>HTML đóng vai trò tạo khung cho toàn bộ website. Trong đề tài này, HTML được sử dụng để xây dựng giao diện nhập mã sản phẩm, khu vực hiển thị kết quả tra cứu, bảng thông tin và các thành phần giao diện khác. HTML kết hợp với CSS để định dạng và JavaScript để xử lý chức năng tìm kiếm.</w:t>
-      </w:r>
-    </w:p>
-    <w:p>
-      <w:pPr>
-        <w:pStyle w:val="Heading2"/>
-      </w:pPr>
-      <w:bookmarkStart w:id="10" w:name="_Toc234446681"/>
-      <w:r>
-        <w:t>Ngôn ngữ CSS</w:t>
-      </w:r>
-      <w:bookmarkEnd w:id="10"/>
-    </w:p>
-    <w:p>
-      <w:pPr>
-        <w:pStyle w:val="Heading3"/>
-      </w:pPr>
-      <w:bookmarkStart w:id="11" w:name="_Toc234446682"/>
-      <w:r>
-        <w:t>Khái niệm CSS</w:t>
-      </w:r>
-      <w:bookmarkEnd w:id="11"/>
-    </w:p>
-    <w:p>
-      <w:pPr>
-        <w:pStyle w:val="noidung"/>
-      </w:pPr>
-      <w:r>
-        <w:t>CSS (Cascading Style Sheets) là ngôn ngữ định kiểu dùng để điều khiển cách trình bày của các phần tử HTML. CSS cho phép thay đổi màu sắc, kiểu chữ, khoảng cách, kích thước, bố cục và hiệu ứng hiển thị mà không cần thay đổi nội dung HTML [2].</w:t>
-      </w:r>
-    </w:p>
-    <w:p>
-      <w:pPr>
-        <w:pStyle w:val="Heading3"/>
-      </w:pPr>
-      <w:bookmarkStart w:id="12" w:name="_Toc234446683"/>
-      <w:r>
-        <w:t>Cú pháp và các cách sử dụng CSS</w:t>
-      </w:r>
-      <w:bookmarkEnd w:id="12"/>
-    </w:p>
-    <w:p>
-      <w:pPr>
-        <w:pStyle w:val="noidung"/>
-      </w:pPr>
-      <w:r>
-        <w:t>Một quy tắc CSS gồm ba thành phần:</w:t>
+        <w:t>Ví dụ:</w:t>
       </w:r>
       <w:r>
         <w:t xml:space="preserve"> </w:t>
       </w:r>
-      <w:r>
-        <w:t>Bộ chọn (Selector)</w:t>
-      </w:r>
-      <w:r>
-        <w:t>, t</w:t>
-      </w:r>
-      <w:r>
-        <w:t>huộc tính (Property)</w:t>
-      </w:r>
-      <w:r>
-        <w:t>, g</w:t>
-      </w:r>
-      <w:r>
-        <w:t xml:space="preserve">iá trị (Value) </w:t>
-      </w:r>
-    </w:p>
-    <w:p>
-      <w:pPr>
-        <w:pStyle w:val="noidung"/>
-      </w:pPr>
-      <w:r>
-        <w:t>Ví dụ:</w:t>
-      </w:r>
-      <w:r>
+    </w:p>
+    <w:p>
+      <w:pPr>
+        <w:pStyle w:val="manguon"/>
+      </w:pPr>
+      <w:r>
+        <w:rPr>
+          <w:rStyle w:val="13"/>
+        </w:rPr>
+        <w:t>h1</w:t>
+      </w:r>
+      <w:r>
+        <w:rPr>
+          <w:rStyle w:val="13"/>
+        </w:rPr>
         <w:t xml:space="preserve"> </w:t>
       </w:r>
+      <w:r>
+        <w:t>{</w:t>
+      </w:r>
     </w:p>
     <w:p>
       <w:pPr>
         <w:pStyle w:val="manguon"/>
       </w:pPr>
       <w:r>
-        <w:rPr>
-          <w:rStyle w:val="13"/>
-        </w:rPr>
-        <w:t>h1</w:t>
-      </w:r>
-      <w:r>
-        <w:rPr>
-          <w:rStyle w:val="13"/>
-        </w:rPr>
-        <w:t xml:space="preserve"> </w:t>
-      </w:r>
-      <w:r>
-        <w:t>{</w:t>
-      </w:r>
-    </w:p>
-    <w:p>
-      <w:pPr>
-        <w:pStyle w:val="manguon"/>
-      </w:pPr>
-      <w:r>
         <w:t xml:space="preserve">color: </w:t>
       </w:r>
       <w:r>
         <w:rPr>
           <w:rStyle w:val="y"/>
         </w:rPr>
-        <w:t>blue</w:t>
-      </w:r>
-      <w:r>
-        <w:t xml:space="preserve">; </w:t>
+        <w:t>yellow;</w:t>
       </w:r>
     </w:p>
     <w:p>
@@ -5018,7 +5429,13 @@
         </w:numPr>
       </w:pPr>
       <w:r>
-        <w:t xml:space="preserve">Inline CSS: khai báo trực tiếp trong thuộc tính </w:t>
+        <w:t xml:space="preserve">Inline CSS: </w:t>
+      </w:r>
+      <w:r>
+        <w:t>K</w:t>
+      </w:r>
+      <w:r>
+        <w:t xml:space="preserve">hai báo trực tiếp trong thuộc tính </w:t>
       </w:r>
       <w:r>
         <w:t>style</w:t>
@@ -5036,7 +5453,13 @@
         </w:numPr>
       </w:pPr>
       <w:r>
-        <w:t xml:space="preserve">Internal CSS: viết trong thẻ </w:t>
+        <w:t xml:space="preserve">Internal CSS: </w:t>
+      </w:r>
+      <w:r>
+        <w:t>V</w:t>
+      </w:r>
+      <w:r>
+        <w:t xml:space="preserve">iết trong thẻ </w:t>
       </w:r>
       <w:r>
         <w:t>&lt;style&gt;</w:t>
@@ -5064,7 +5487,13 @@
         <w:t>:</w:t>
       </w:r>
       <w:r>
-        <w:t xml:space="preserve"> viết trong tệp </w:t>
+        <w:t xml:space="preserve"> </w:t>
+      </w:r>
+      <w:r>
+        <w:t>V</w:t>
+      </w:r>
+      <w:r>
+        <w:t xml:space="preserve">iết trong tệp </w:t>
       </w:r>
       <w:r>
         <w:t>.css</w:t>
@@ -5088,61 +5517,69 @@
       <w:pPr>
         <w:pStyle w:val="Heading3"/>
       </w:pPr>
-      <w:bookmarkStart w:id="13" w:name="_Toc234446684"/>
+      <w:bookmarkStart w:id="18" w:name="_Toc234505163"/>
       <w:r>
         <w:t>Vai trò của CSS trong website</w:t>
       </w:r>
-      <w:bookmarkEnd w:id="13"/>
+      <w:bookmarkEnd w:id="18"/>
     </w:p>
     <w:p>
       <w:pPr>
         <w:pStyle w:val="noidung"/>
       </w:pPr>
       <w:r>
-        <w:t xml:space="preserve">Trong hệ thống tra cứu thông tin sản phẩm, CSS được sử dụng để định dạng giao diện, tạo bố cục hợp lý, căn chỉnh nội dung, thiết lập màu sắc và tăng tính trực </w:t>
-      </w:r>
-      <w:r>
-        <w:lastRenderedPageBreak/>
-        <w:t>quan cho người dùng. CSS cũng giúp website hiển thị tốt trên nhiều kích thước màn hình thông qua kỹ thuật Responsive Web Design.</w:t>
+        <w:t>Trong website bán hoa tươi, CSS được sử dụng để thiết kế giao diện trực quan, tạo bố cục hài hòa, định dạng màu sắc, phông chữ và khoảng cách giữa các thành phần nhằm mang lại trải nghiệm thân thiện cho người dùng. Bên cạnh đó, CSS còn hỗ trợ xây dựng giao diện đáp ứng (Responsive Web Design), giúp website hiển thị tốt trên nhiều thiết bị như máy tính, máy tính bảng và điện thoại thông minh</w:t>
+      </w:r>
+      <w:r>
+        <w:t>.</w:t>
       </w:r>
     </w:p>
     <w:p>
       <w:pPr>
         <w:pStyle w:val="Heading2"/>
       </w:pPr>
-      <w:bookmarkStart w:id="14" w:name="_Toc234446685"/>
+      <w:bookmarkStart w:id="19" w:name="_Toc234505164"/>
       <w:r>
         <w:t>Ngôn ngữ JavaScript</w:t>
       </w:r>
-      <w:bookmarkEnd w:id="14"/>
+      <w:bookmarkEnd w:id="19"/>
     </w:p>
     <w:p>
       <w:pPr>
         <w:pStyle w:val="Heading3"/>
       </w:pPr>
-      <w:bookmarkStart w:id="15" w:name="_Toc234446686"/>
+      <w:bookmarkStart w:id="20" w:name="_Toc234505165"/>
       <w:r>
         <w:t>Khái niệm JavaScript</w:t>
       </w:r>
-      <w:bookmarkEnd w:id="15"/>
+      <w:bookmarkEnd w:id="20"/>
     </w:p>
     <w:p>
       <w:pPr>
         <w:pStyle w:val="noidung"/>
       </w:pPr>
       <w:r>
-        <w:t>JavaScript là ngôn ngữ lập trình được sử dụng để bổ sung khả năng tương tác cho website. Khi kết hợp với HTML và CSS, JavaScript có thể xử lý các sự kiện, kiểm tra dữ liệu nhập, cập nhật nội dung trang web mà không cần tải lại toàn bộ trang [3]</w:t>
+        <w:t>JavaScript là ngôn ngữ lập trình được sử dụng để bổ sung khả năng tương tác cho website. Khi kết hợp với HTML và CSS, JavaScript có thể xử lý các sự kiện, kiểm tra dữ liệu nhập, cập nhật nội dung trang web mà không cần tải lại toàn bộ trang [</w:t>
+      </w:r>
+      <w:r>
+        <w:t>4</w:t>
+      </w:r>
+      <w:r>
+        <w:t>]</w:t>
+      </w:r>
+      <w:r>
+        <w:t>.</w:t>
       </w:r>
     </w:p>
     <w:p>
       <w:pPr>
         <w:pStyle w:val="Heading3"/>
       </w:pPr>
-      <w:bookmarkStart w:id="16" w:name="_Toc234446687"/>
+      <w:bookmarkStart w:id="21" w:name="_Toc234505166"/>
       <w:r>
         <w:t>Cách tích hợp JavaScript vào trang web</w:t>
       </w:r>
-      <w:bookmarkEnd w:id="16"/>
+      <w:bookmarkEnd w:id="21"/>
     </w:p>
     <w:p>
       <w:pPr>
@@ -5193,6 +5630,7 @@
         <w:pStyle w:val="noidung"/>
       </w:pPr>
       <w:r>
+        <w:lastRenderedPageBreak/>
         <w:t>Trong đề tài này, JavaScript được đặt trong tệp script.js để tách biệt phần xử lý chức năng với giao diện HTML, giúp chương trình dễ quản lý và mở rộng.</w:t>
       </w:r>
     </w:p>
@@ -5217,11 +5655,11 @@
       <w:pPr>
         <w:pStyle w:val="Heading3"/>
       </w:pPr>
-      <w:bookmarkStart w:id="17" w:name="_Toc234446688"/>
+      <w:bookmarkStart w:id="22" w:name="_Toc234505167"/>
       <w:r>
         <w:t>Vai trò của JavaScript trong đề tài</w:t>
       </w:r>
-      <w:bookmarkEnd w:id="17"/>
+      <w:bookmarkEnd w:id="22"/>
     </w:p>
     <w:p>
       <w:pPr>
@@ -5303,22 +5741,21 @@
       <w:pPr>
         <w:pStyle w:val="Heading2"/>
       </w:pPr>
-      <w:bookmarkStart w:id="18" w:name="_Toc234446689"/>
-      <w:r>
-        <w:lastRenderedPageBreak/>
+      <w:bookmarkStart w:id="23" w:name="_Toc234505168"/>
+      <w:r>
         <w:t>Bootstrap</w:t>
       </w:r>
-      <w:bookmarkEnd w:id="18"/>
+      <w:bookmarkEnd w:id="23"/>
     </w:p>
     <w:p>
       <w:pPr>
         <w:pStyle w:val="Heading3"/>
       </w:pPr>
-      <w:bookmarkStart w:id="19" w:name="_Toc234446690"/>
+      <w:bookmarkStart w:id="24" w:name="_Toc234505169"/>
       <w:r>
         <w:t>Khái niệm Bootstrap</w:t>
       </w:r>
-      <w:bookmarkEnd w:id="19"/>
+      <w:bookmarkEnd w:id="24"/>
     </w:p>
     <w:p>
       <w:pPr>
@@ -5333,13 +5770,19 @@
         <w:t>Bootstrap</w:t>
       </w:r>
       <w:r>
-        <w:t xml:space="preserve"> là một framework (bộ khung) mã nguồn mở, miễn phí, dùng để xây dựng giao diện web nhanh, đẹp và tương thích trên mọi thiết bị (responsive). Nó cung cấp các thành phần UI (nút, form, bảng, menu…), hệ thống lưới (grid system) và các tiện ích JavaScript đã được chuẩn hóa, giúp developer tiết kiệm thời gian thay vì code CSS/JS từ đầ</w:t>
+        <w:t xml:space="preserve"> là một framework mã nguồn mở, miễn phí, dùng để xây dựng giao diện web nhanh, đẹp và tương thích trên mọi thiết bị (responsive). Nó cung cấp các thành phần UI (nút, form, bảng, menu…), hệ thống lưới (grid system) và các tiện ích JavaScript đã được chuẩn hóa, giúp developer tiết kiệm thời gian thay vì code CSS/JS từ đầ</w:t>
       </w:r>
       <w:r>
         <w:t>Hệ thống Grid và Responsive</w:t>
       </w:r>
       <w:r>
-        <w:t xml:space="preserve"> [4].</w:t>
+        <w:t xml:space="preserve"> [</w:t>
+      </w:r>
+      <w:r>
+        <w:t>5</w:t>
+      </w:r>
+      <w:r>
+        <w:t>].</w:t>
       </w:r>
     </w:p>
     <w:p>
@@ -5403,6 +5846,7 @@
         <w:pStyle w:val="noidung"/>
       </w:pPr>
       <w:r>
+        <w:lastRenderedPageBreak/>
         <w:t>Framework còn hỗ trợ Responsive Design, giúp website tự điều chỉnh bố cục khi hiển thị trên máy tính, máy tính bảng và điện thoại.</w:t>
       </w:r>
     </w:p>
@@ -5410,11 +5854,11 @@
       <w:pPr>
         <w:pStyle w:val="Heading3"/>
       </w:pPr>
-      <w:bookmarkStart w:id="20" w:name="_Toc234446691"/>
+      <w:bookmarkStart w:id="25" w:name="_Toc234505170"/>
       <w:r>
         <w:t>Vai trò của Bootstrap trong đề tài</w:t>
       </w:r>
-      <w:bookmarkEnd w:id="20"/>
+      <w:bookmarkEnd w:id="25"/>
     </w:p>
     <w:p>
       <w:pPr>
@@ -5499,82 +5943,82 @@
       <w:pPr>
         <w:pStyle w:val="Heading1"/>
       </w:pPr>
-      <w:bookmarkStart w:id="21" w:name="_Toc234446692"/>
+      <w:bookmarkStart w:id="26" w:name="_Toc234505171"/>
       <w:r>
         <w:lastRenderedPageBreak/>
         <w:t>Phân tích thiết kế hệ thống</w:t>
       </w:r>
-      <w:bookmarkEnd w:id="21"/>
+      <w:bookmarkEnd w:id="26"/>
     </w:p>
     <w:p>
       <w:pPr>
         <w:pStyle w:val="Heading2"/>
       </w:pPr>
-      <w:bookmarkStart w:id="22" w:name="_Toc234446693"/>
+      <w:bookmarkStart w:id="27" w:name="_Toc234505172"/>
       <w:r>
         <w:t>Mô tả vấn đề</w:t>
       </w:r>
-      <w:bookmarkEnd w:id="22"/>
+      <w:bookmarkEnd w:id="27"/>
     </w:p>
     <w:p>
       <w:pPr>
         <w:pStyle w:val="Heading2"/>
       </w:pPr>
-      <w:bookmarkStart w:id="23" w:name="_Toc234446694"/>
+      <w:bookmarkStart w:id="28" w:name="_Toc234505173"/>
       <w:r>
         <w:t>Đặc tả yêu cầu hệ thống</w:t>
       </w:r>
-      <w:bookmarkEnd w:id="23"/>
+      <w:bookmarkEnd w:id="28"/>
     </w:p>
     <w:p>
       <w:pPr>
         <w:pStyle w:val="Heading3"/>
       </w:pPr>
-      <w:bookmarkStart w:id="24" w:name="_Toc234446695"/>
+      <w:bookmarkStart w:id="29" w:name="_Toc234505174"/>
       <w:r>
         <w:t>Yêu cầu chức năng</w:t>
       </w:r>
-      <w:bookmarkEnd w:id="24"/>
+      <w:bookmarkEnd w:id="29"/>
     </w:p>
     <w:p>
       <w:pPr>
         <w:pStyle w:val="Heading3"/>
       </w:pPr>
-      <w:bookmarkStart w:id="25" w:name="_Toc234446696"/>
+      <w:bookmarkStart w:id="30" w:name="_Toc234505175"/>
       <w:r>
         <w:t>Yêu cầu phi chức năng</w:t>
       </w:r>
-      <w:bookmarkEnd w:id="25"/>
+      <w:bookmarkEnd w:id="30"/>
     </w:p>
     <w:p>
       <w:pPr>
         <w:pStyle w:val="Heading4"/>
       </w:pPr>
-      <w:bookmarkStart w:id="26" w:name="_Toc234446697"/>
+      <w:bookmarkStart w:id="31" w:name="_Toc234505176"/>
       <w:r>
         <w:t>Tiêu đề mục 2.2.2.1</w:t>
       </w:r>
-      <w:bookmarkEnd w:id="26"/>
+      <w:bookmarkEnd w:id="31"/>
     </w:p>
     <w:p>
       <w:pPr>
         <w:pStyle w:val="Heading4"/>
       </w:pPr>
-      <w:bookmarkStart w:id="27" w:name="_Toc234446698"/>
+      <w:bookmarkStart w:id="32" w:name="_Toc234505177"/>
       <w:r>
         <w:t>Tiêu đề mục 2.2.2.2</w:t>
       </w:r>
-      <w:bookmarkEnd w:id="27"/>
+      <w:bookmarkEnd w:id="32"/>
     </w:p>
     <w:p>
       <w:pPr>
         <w:pStyle w:val="Heading2"/>
       </w:pPr>
-      <w:bookmarkStart w:id="28" w:name="_Toc234446699"/>
+      <w:bookmarkStart w:id="33" w:name="_Toc234505178"/>
       <w:r>
         <w:t>Thiết kế dữ liệu</w:t>
       </w:r>
-      <w:bookmarkEnd w:id="28"/>
+      <w:bookmarkEnd w:id="33"/>
     </w:p>
     <w:p>
       <w:pPr>
@@ -5585,21 +6029,21 @@
       <w:pPr>
         <w:pStyle w:val="Heading3"/>
       </w:pPr>
-      <w:bookmarkStart w:id="29" w:name="_Toc234446700"/>
+      <w:bookmarkStart w:id="34" w:name="_Toc234505179"/>
       <w:r>
         <w:t>Cấu trúc lưu trữ</w:t>
       </w:r>
-      <w:bookmarkEnd w:id="29"/>
+      <w:bookmarkEnd w:id="34"/>
     </w:p>
     <w:p>
       <w:pPr>
         <w:pStyle w:val="Heading3"/>
       </w:pPr>
-      <w:bookmarkStart w:id="30" w:name="_Toc234446701"/>
+      <w:bookmarkStart w:id="35" w:name="_Toc234505180"/>
       <w:r>
         <w:t>Đặc tả chi tiết</w:t>
       </w:r>
-      <w:bookmarkEnd w:id="30"/>
+      <w:bookmarkEnd w:id="35"/>
     </w:p>
     <w:p>
       <w:pPr>
@@ -5857,32 +6301,32 @@
       <w:pPr>
         <w:pStyle w:val="Heading2"/>
       </w:pPr>
-      <w:bookmarkStart w:id="31" w:name="_Toc234446702"/>
+      <w:bookmarkStart w:id="36" w:name="_Toc234505181"/>
       <w:r>
         <w:lastRenderedPageBreak/>
         <w:t>Thiết kế chức năng</w:t>
       </w:r>
-      <w:bookmarkEnd w:id="31"/>
+      <w:bookmarkEnd w:id="36"/>
     </w:p>
     <w:p>
       <w:pPr>
         <w:pStyle w:val="Heading2"/>
       </w:pPr>
-      <w:bookmarkStart w:id="32" w:name="_Toc234446703"/>
+      <w:bookmarkStart w:id="37" w:name="_Toc234505182"/>
       <w:r>
         <w:t>Thiết kế giao diện</w:t>
       </w:r>
-      <w:bookmarkEnd w:id="32"/>
+      <w:bookmarkEnd w:id="37"/>
     </w:p>
     <w:p>
       <w:pPr>
         <w:pStyle w:val="Heading3"/>
       </w:pPr>
-      <w:bookmarkStart w:id="33" w:name="_Toc234446704"/>
+      <w:bookmarkStart w:id="38" w:name="_Toc234505183"/>
       <w:r>
         <w:t>Sơ đồ website</w:t>
       </w:r>
-      <w:bookmarkEnd w:id="33"/>
+      <w:bookmarkEnd w:id="38"/>
     </w:p>
     <w:p>
       <w:pPr>
@@ -5990,21 +6434,21 @@
       <w:pPr>
         <w:pStyle w:val="Heading3"/>
       </w:pPr>
-      <w:bookmarkStart w:id="34" w:name="_Toc234446705"/>
+      <w:bookmarkStart w:id="39" w:name="_Toc234505184"/>
       <w:r>
         <w:t>Giao diện trang chủ</w:t>
       </w:r>
-      <w:bookmarkEnd w:id="34"/>
+      <w:bookmarkEnd w:id="39"/>
     </w:p>
     <w:p>
       <w:pPr>
         <w:pStyle w:val="Heading3"/>
       </w:pPr>
-      <w:bookmarkStart w:id="35" w:name="_Toc234446706"/>
+      <w:bookmarkStart w:id="40" w:name="_Toc234505185"/>
       <w:r>
         <w:t>Giao diện trang …</w:t>
       </w:r>
-      <w:bookmarkEnd w:id="35"/>
+      <w:bookmarkEnd w:id="40"/>
     </w:p>
     <w:p/>
     <w:p>
@@ -6016,7 +6460,7 @@
       <w:pPr>
         <w:pStyle w:val="Heading1"/>
       </w:pPr>
-      <w:bookmarkStart w:id="36" w:name="_Toc234446707"/>
+      <w:bookmarkStart w:id="41" w:name="_Toc234505186"/>
       <w:r>
         <w:lastRenderedPageBreak/>
         <w:t>KẾT QUẢ</w:t>
@@ -6024,37 +6468,37 @@
       <w:r>
         <w:t xml:space="preserve"> thực nghiệm</w:t>
       </w:r>
-      <w:bookmarkEnd w:id="36"/>
+      <w:bookmarkEnd w:id="41"/>
     </w:p>
     <w:p>
       <w:pPr>
         <w:pStyle w:val="Heading2"/>
       </w:pPr>
-      <w:bookmarkStart w:id="37" w:name="_Toc234446708"/>
+      <w:bookmarkStart w:id="42" w:name="_Toc234505187"/>
       <w:r>
         <w:t>Dữ liệu thử nghiệm</w:t>
       </w:r>
-      <w:bookmarkEnd w:id="37"/>
+      <w:bookmarkEnd w:id="42"/>
     </w:p>
     <w:p>
       <w:pPr>
         <w:pStyle w:val="Heading2"/>
       </w:pPr>
-      <w:bookmarkStart w:id="38" w:name="_Toc234446709"/>
+      <w:bookmarkStart w:id="43" w:name="_Toc234505188"/>
       <w:r>
         <w:t>Kết quả thực nghiệm</w:t>
       </w:r>
-      <w:bookmarkEnd w:id="38"/>
+      <w:bookmarkEnd w:id="43"/>
     </w:p>
     <w:p>
       <w:pPr>
         <w:pStyle w:val="Heading3"/>
       </w:pPr>
-      <w:bookmarkStart w:id="39" w:name="_Toc234446710"/>
+      <w:bookmarkStart w:id="44" w:name="_Toc234505189"/>
       <w:r>
         <w:t>Giao diện trang chủ</w:t>
       </w:r>
-      <w:bookmarkEnd w:id="39"/>
+      <w:bookmarkEnd w:id="44"/>
     </w:p>
     <w:p>
       <w:pPr>
@@ -6068,11 +6512,11 @@
       <w:pPr>
         <w:pStyle w:val="Heading3"/>
       </w:pPr>
-      <w:bookmarkStart w:id="40" w:name="_Toc234446711"/>
+      <w:bookmarkStart w:id="45" w:name="_Toc234505190"/>
       <w:r>
         <w:t>Giao diện trang …</w:t>
       </w:r>
-      <w:bookmarkEnd w:id="40"/>
+      <w:bookmarkEnd w:id="45"/>
     </w:p>
     <w:p>
       <w:pPr>
@@ -6101,22 +6545,22 @@
       <w:pPr>
         <w:pStyle w:val="Heading1"/>
       </w:pPr>
-      <w:bookmarkStart w:id="41" w:name="_Toc234446712"/>
+      <w:bookmarkStart w:id="46" w:name="_Toc234505191"/>
       <w:r>
         <w:lastRenderedPageBreak/>
         <w:t>Kết luận và hướng phát triển</w:t>
       </w:r>
-      <w:bookmarkEnd w:id="41"/>
+      <w:bookmarkEnd w:id="46"/>
     </w:p>
     <w:p>
       <w:pPr>
         <w:pStyle w:val="Heading2"/>
       </w:pPr>
-      <w:bookmarkStart w:id="42" w:name="_Toc234446713"/>
+      <w:bookmarkStart w:id="47" w:name="_Toc234505192"/>
       <w:r>
         <w:t>Kết luận</w:t>
       </w:r>
-      <w:bookmarkEnd w:id="42"/>
+      <w:bookmarkEnd w:id="47"/>
     </w:p>
     <w:p>
       <w:pPr>
@@ -6127,11 +6571,11 @@
       <w:pPr>
         <w:pStyle w:val="Heading2"/>
       </w:pPr>
-      <w:bookmarkStart w:id="43" w:name="_Toc234446714"/>
+      <w:bookmarkStart w:id="48" w:name="_Toc234505193"/>
       <w:r>
         <w:t>Hướng phát triển</w:t>
       </w:r>
-      <w:bookmarkEnd w:id="43"/>
+      <w:bookmarkEnd w:id="48"/>
     </w:p>
     <w:p>
       <w:pPr>
@@ -6230,12 +6674,56 @@
     </w:p>
     <w:p>
       <w:r>
-        <w:t xml:space="preserve">[1] W3Schools, </w:t>
+        <w:t>[1]</w:t>
+      </w:r>
+      <w:r>
+        <w:t xml:space="preserve"> Nguyễn Văn Quy, "Website là gì? Tổng quan về một dự án web," </w:t>
       </w:r>
       <w:r>
         <w:rPr>
           <w:rStyle w:val="Emphasis"/>
         </w:rPr>
+        <w:t>Khoa Công nghệ thông tin - Trường Cao đẳng Kinh tế TP. Hồ Chí Minh (CTIM)</w:t>
+      </w:r>
+      <w:r>
+        <w:t>.</w:t>
+      </w:r>
+      <w:r>
+        <w:t xml:space="preserve"> Trang web</w:t>
+      </w:r>
+      <w:r>
+        <w:t xml:space="preserve">: </w:t>
+      </w:r>
+      <w:r>
+        <w:t>https://it.ctim.edu.vn/d57-website-la-gi-tong-quan-ve-mot-du-an-web.html</w:t>
+      </w:r>
+      <w:r>
+        <w:t xml:space="preserve">, </w:t>
+      </w:r>
+      <w:r>
+        <w:t xml:space="preserve">ngày truy cập: </w:t>
+      </w:r>
+      <w:r>
+        <w:t>9</w:t>
+      </w:r>
+      <w:r>
+        <w:t>/72026</w:t>
+      </w:r>
+    </w:p>
+    <w:p>
+      <w:r>
+        <w:t>[</w:t>
+      </w:r>
+      <w:r>
+        <w:t>2</w:t>
+      </w:r>
+      <w:r>
+        <w:t xml:space="preserve">] W3Schools, </w:t>
+      </w:r>
+      <w:r>
+        <w:rPr>
+          <w:rStyle w:val="Emphasis"/>
+        </w:rPr>
         <w:t>HTML Introduction</w:t>
       </w:r>
       <w:r>
@@ -6247,10 +6735,19 @@
       <w:r>
         <w:t>https://www.w3schools.com/html/html_intro.asp</w:t>
       </w:r>
-    </w:p>
-    <w:p>
-      <w:r>
-        <w:t xml:space="preserve">[2] W3Schools, </w:t>
+      <w:r>
+        <w:t>, ngày truy cập: 7/72026</w:t>
+      </w:r>
+    </w:p>
+    <w:p>
+      <w:r>
+        <w:t>[</w:t>
+      </w:r>
+      <w:r>
+        <w:t>3</w:t>
+      </w:r>
+      <w:r>
+        <w:t xml:space="preserve">] W3Schools, </w:t>
       </w:r>
       <w:r>
         <w:rPr>
@@ -6264,10 +6761,22 @@
       <w:r>
         <w:t>https://www.w3schools.com/css/</w:t>
       </w:r>
-    </w:p>
-    <w:p>
-      <w:r>
-        <w:t xml:space="preserve">[3] W3Schools, </w:t>
+      <w:r>
+        <w:t xml:space="preserve">,  </w:t>
+      </w:r>
+      <w:r>
+        <w:t>ngày truy cập: 7/72026</w:t>
+      </w:r>
+    </w:p>
+    <w:p>
+      <w:r>
+        <w:t>[</w:t>
+      </w:r>
+      <w:r>
+        <w:t>4</w:t>
+      </w:r>
+      <w:r>
+        <w:t xml:space="preserve">] W3Schools, </w:t>
       </w:r>
       <w:r>
         <w:rPr>
@@ -6280,6 +6789,12 @@
       </w:r>
       <w:r>
         <w:t>https://www.w3schools.com/js/</w:t>
+      </w:r>
+      <w:r>
+        <w:t xml:space="preserve">, </w:t>
+      </w:r>
+      <w:r>
+        <w:t>ngày truy cập: 7/72026</w:t>
       </w:r>
     </w:p>
     <w:p>
@@ -6290,7 +6805,13 @@
         </w:rPr>
       </w:pPr>
       <w:r>
-        <w:t xml:space="preserve">[4] </w:t>
+        <w:t>[</w:t>
+      </w:r>
+      <w:r>
+        <w:t>5</w:t>
+      </w:r>
+      <w:r>
+        <w:t xml:space="preserve">] </w:t>
       </w:r>
       <w:r>
         <w:t>FPT Aptech</w:t>
@@ -6310,6 +6831,12 @@
       </w:r>
       <w:r>
         <w:t>https://aptech.fpt.edu.vn/bootstrap.html</w:t>
+      </w:r>
+      <w:r>
+        <w:t xml:space="preserve">, </w:t>
+      </w:r>
+      <w:r>
+        <w:t>ngày truy cập: 7/72026</w:t>
       </w:r>
     </w:p>
     <w:sectPr>

--- a/assets/baocao-tkw-dtbn.docx
+++ b/assets/baocao-tkw-dtbn.docx
@@ -879,11 +879,10 @@
     </w:p>
     <w:p>
       <w:pPr>
-        <w:pStyle w:val="NormalWeb"/>
-        <w:ind w:firstLine="720"/>
-      </w:pPr>
-      <w:r>
-        <w:t xml:space="preserve">Để hoàn thành báo cáo và sản phẩm của đề tài </w:t>
+        <w:pStyle w:val="noidung"/>
+      </w:pPr>
+      <w:r>
+        <w:t xml:space="preserve">Em xin gửi lời cảm ơn chân thành đến </w:t>
       </w:r>
       <w:r>
         <w:rPr>
@@ -891,7 +890,30 @@
           <w:b w:val="0"/>
           <w:bCs w:val="0"/>
         </w:rPr>
-        <w:t xml:space="preserve">“Xây dựng Website </w:t>
+        <w:t>ThS. Nguyễn Ngọc Đan Thanh</w:t>
+      </w:r>
+      <w:r>
+        <w:t>, giảng viên hướng dẫn bộ môn, người đã tận tình hướng dẫn, góp ý và hỗ trợ em trong suốt quá trình thực hiện đề tài</w:t>
+      </w:r>
+      <w:r>
+        <w:t xml:space="preserve"> “Xây dựng website Bán Hoa tươi “Bloom Studio”</w:t>
+      </w:r>
+      <w:r>
+        <w:t>.</w:t>
+      </w:r>
+      <w:r>
+        <w:t xml:space="preserve"> Những ý kiến đóng góp, sự chỉ bảo tận tâm và những kinh nghiệm quý báu của cô đã giúp em khắc phục những khó khăn, hoàn thiện đề tài một cách tốt nhấ</w:t>
+      </w:r>
+      <w:r>
+        <w:t>t.</w:t>
+      </w:r>
+    </w:p>
+    <w:p>
+      <w:pPr>
+        <w:pStyle w:val="noidung"/>
+      </w:pPr>
+      <w:r>
+        <w:t xml:space="preserve">Em xin bày tỏ lòng biết ơn sâu sắc đến </w:t>
       </w:r>
       <w:r>
         <w:rPr>
@@ -899,7 +921,10 @@
           <w:b w:val="0"/>
           <w:bCs w:val="0"/>
         </w:rPr>
-        <w:t>bán</w:t>
+        <w:t>Ban Giám hiệu Trường Kỹ thuật và Công nghệ</w:t>
+      </w:r>
+      <w:r>
+        <w:t xml:space="preserve">, cùng toàn thể </w:t>
       </w:r>
       <w:r>
         <w:rPr>
@@ -907,7 +932,7 @@
           <w:b w:val="0"/>
           <w:bCs w:val="0"/>
         </w:rPr>
-        <w:t xml:space="preserve"> Hoa tươi </w:t>
+        <w:t>quý thầy cô thuộc Khoa Công nghệ Thông tin</w:t>
       </w:r>
       <w:r>
         <w:rPr>
@@ -915,7 +940,7 @@
           <w:b w:val="0"/>
           <w:bCs w:val="0"/>
         </w:rPr>
-        <w:t>“</w:t>
+        <w:t xml:space="preserve"> -</w:t>
       </w:r>
       <w:r>
         <w:rPr>
@@ -923,22 +948,18 @@
           <w:b w:val="0"/>
           <w:bCs w:val="0"/>
         </w:rPr>
-        <w:t>Bloom Studio”</w:t>
-      </w:r>
-      <w:r>
-        <w:t>,</w:t>
-      </w:r>
-      <w:r>
-        <w:t xml:space="preserve"> em đã nhận được rất nhiều sự quan tâm, hướng dẫn và hỗ trợ quý báu từ quý thầy cô và bạn bè trong suốt quá trình học tập cũng như thực hiện đề tài. Em xin bày tỏ lòng biết ơn chân thành đến tất cả những cá nhân và tập thể đã đồng hành, động viên và tạo điều kiện thuận lợi để em hoàn thành đề tài này.</w:t>
-      </w:r>
-    </w:p>
-    <w:p>
-      <w:pPr>
-        <w:pStyle w:val="NormalWeb"/>
-        <w:ind w:firstLine="720"/>
-      </w:pPr>
-      <w:r>
-        <w:t xml:space="preserve">Em xin gửi lời cảm ơn chân thành và sâu sắc đến </w:t>
+        <w:t xml:space="preserve"> Đại học Trà Vinh</w:t>
+      </w:r>
+      <w:r>
+        <w:t xml:space="preserve"> đã tận tình giảng dạy, truyền đạt những kiến thức chuyên môn, kỹ năng và kinh nghiệm trong suốt quá trình học tập. Những kiến thức và sự hướng dẫn tận tâm của quý thầy cô chính là nền tảng quan trọng giúp em vận dụng vào quá trình nghiên cứu, thiết kế và hoàn thiện đề tài.</w:t>
+      </w:r>
+    </w:p>
+    <w:p>
+      <w:pPr>
+        <w:pStyle w:val="noidung"/>
+      </w:pPr>
+      <w:r>
+        <w:t xml:space="preserve">Bên cạnh đó, em cũng xin gửi lời cảm ơn đến tập thể các bạn lớp </w:t>
       </w:r>
       <w:r>
         <w:rPr>
@@ -946,87 +967,6 @@
           <w:b w:val="0"/>
           <w:bCs w:val="0"/>
         </w:rPr>
-        <w:t>ThS. Nguyễn Ngọc Đan Thanh</w:t>
-      </w:r>
-      <w:r>
-        <w:t xml:space="preserve">, giảng viên hướng dẫn bộ môn, người đã tận tình hướng dẫn, góp ý và hỗ trợ em trong suốt quá trình thực hiện đề tài </w:t>
-      </w:r>
-      <w:r>
-        <w:rPr>
-          <w:rStyle w:val="Strong"/>
-          <w:b w:val="0"/>
-          <w:bCs w:val="0"/>
-        </w:rPr>
-        <w:t>“Xây dựng Website bán Hoa tươi Bloom Studio”</w:t>
-      </w:r>
-      <w:r>
-        <w:t>.</w:t>
-      </w:r>
-      <w:r>
-        <w:t xml:space="preserve"> Những ý kiến đóng góp, sự chỉ bảo tận tâm và những kinh nghiệm quý báu của cô đã giúp em khắc phục những khó khăn, hoàn thiện đề tài một cách tốt nhấ</w:t>
-      </w:r>
-    </w:p>
-    <w:p>
-      <w:pPr>
-        <w:pStyle w:val="NormalWeb"/>
-        <w:ind w:firstLine="720"/>
-      </w:pPr>
-      <w:r>
-        <w:t xml:space="preserve">Em xin bày tỏ lòng biết ơn sâu sắc đến </w:t>
-      </w:r>
-      <w:r>
-        <w:rPr>
-          <w:rStyle w:val="Strong"/>
-          <w:b w:val="0"/>
-          <w:bCs w:val="0"/>
-        </w:rPr>
-        <w:t>Ban Giám hiệu Trường Kỹ thuật và Công nghệ</w:t>
-      </w:r>
-      <w:r>
-        <w:t xml:space="preserve">, cùng toàn thể </w:t>
-      </w:r>
-      <w:r>
-        <w:rPr>
-          <w:rStyle w:val="Strong"/>
-          <w:b w:val="0"/>
-          <w:bCs w:val="0"/>
-        </w:rPr>
-        <w:t>quý thầy cô thuộc Khoa Công nghệ Thông tin</w:t>
-      </w:r>
-      <w:r>
-        <w:rPr>
-          <w:rStyle w:val="Strong"/>
-          <w:b w:val="0"/>
-          <w:bCs w:val="0"/>
-        </w:rPr>
-        <w:t xml:space="preserve"> -</w:t>
-      </w:r>
-      <w:r>
-        <w:rPr>
-          <w:rStyle w:val="Strong"/>
-          <w:b w:val="0"/>
-          <w:bCs w:val="0"/>
-        </w:rPr>
-        <w:t xml:space="preserve"> Đại học Trà Vinh</w:t>
-      </w:r>
-      <w:r>
-        <w:t xml:space="preserve"> đã tận tình giảng dạy, truyền đạt những kiến thức chuyên môn, kỹ năng và kinh nghiệm quý báu trong suốt quá trình học tập. Những kiến thức và sự hướng dẫn tận tâm của quý thầy cô chính là nền tảng quan trọng giúp em vận dụng vào quá trình nghiên cứu, thiết kế và hoàn thiện đề tài.</w:t>
-      </w:r>
-    </w:p>
-    <w:p>
-      <w:pPr>
-        <w:pStyle w:val="NormalWeb"/>
-        <w:ind w:firstLine="720"/>
-      </w:pPr>
-      <w:r>
-        <w:t xml:space="preserve">Bên cạnh đó, em cũng xin gửi lời cảm ơn đến tập thể các bạn lớp </w:t>
-      </w:r>
-      <w:r>
-        <w:rPr>
-          <w:rStyle w:val="Strong"/>
-          <w:b w:val="0"/>
-          <w:bCs w:val="0"/>
-        </w:rPr>
         <w:t>DA25TTB</w:t>
       </w:r>
       <w:r>
@@ -1035,17 +975,21 @@
     </w:p>
     <w:p>
       <w:pPr>
-        <w:pStyle w:val="NormalWeb"/>
-        <w:ind w:firstLine="720"/>
-      </w:pPr>
-      <w:r>
-        <w:t>Mặc dù đã cố gắng hoàn thành đề tài với tất cả sự nỗ lực của bản thân, nhưng do thời gian thực hiện có hạn và kiến thức, kinh nghiệm thực tế còn hạn chế nên báo cáo khó tránh khỏi những thiếu sót. Em rất mong nhận được những ý kiến nhận xét, góp ý và chỉ bảo quý báu từ quý thầy cô để em có cơ hội bổ sung, hoàn thiện đề tài cũng như nâng cao kiến thức, kỹ năng chuyên môn và tích lũy thêm kinh nghiệm cho quá trình học tập, nghiên cứu cũng như công việc sau này.</w:t>
-      </w:r>
-    </w:p>
-    <w:p>
-      <w:pPr>
-        <w:pStyle w:val="NormalWeb"/>
-        <w:ind w:firstLine="720"/>
+        <w:pStyle w:val="noidung"/>
+      </w:pPr>
+      <w:r>
+        <w:t>Mặc dù đã cố gắng hoàn thành đề tài với tất cả sự nỗ lực của bản thân, nhưng do thời gian thực hiện có hạn và kiến thức, kinh nghiệm thực tế còn hạn chế nên báo cáo khó tránh khỏi những thiếu sót. Em rất mong nhận được những nhận xét, góp ý và chỉ bảo quý báu từ thầy cô để em có cơ hội bổ sung, hoàn thiện đề tài</w:t>
+      </w:r>
+      <w:r>
+        <w:t>,</w:t>
+      </w:r>
+      <w:r>
+        <w:t xml:space="preserve"> nâng cao kiến thức, kỹ năng và tích lũy kinh nghiệm cho quá trình học tập, nghiên cứu cũng như công việc sau này.</w:t>
+      </w:r>
+    </w:p>
+    <w:p>
+      <w:pPr>
+        <w:pStyle w:val="noidung"/>
         <w:rPr>
           <w:b/>
           <w:bCs/>
@@ -4831,10 +4775,7 @@
         <w:pStyle w:val="noidung"/>
       </w:pPr>
       <w:r>
-        <w:t>Website là tập hợp các trang web có liên kết với nhau và cùng thuộc một tên miền hoặc tên miền phụ. Toàn bộ dữ liệu của website được lưu trữ trên máy chủ (Web Server) và có thể được người dùng truy cập thông qua Internet bằng các trình duyệt web như Google Chrome, Microsoft Edge hoặc Firefox. Nội dung của một website có thể bao gồm văn bản, hình ảnh, âm thanh, video và nhiều loại dữ liệu đa phương tiện khác. Tùy theo mục đích sử dụng, website có thể được xây dựng dưới dạng các trang HTML tĩnh hoặc được phát triển bằng các hệ quản trị nội dung (CMS) hay các ngôn ngữ lập trình để tạo thành website động</w:t>
-      </w:r>
-      <w:r>
-        <w:t xml:space="preserve"> [1].</w:t>
+        <w:t>Website là tập hợp các trang web có liên kết với nhau và cùng thuộc một tên miền hoặc tên miền phụ. Toàn bộ dữ liệu của website được lưu trữ trên máy chủ (Web Server) và có thể được người dùng truy cập thông qua Internet bằng các trình duyệt web như Google Chrome, Microsoft Edge hoặc Firefox. Nội dung của một website có thể bao gồm văn bản, hình ảnh, âm thanh, video và nhiều loại dữ liệu đa phương tiện khác. Tùy theo mục đích sử dụng, website có thể được xây dựng dưới dạng các trang HTML tĩnh hoặc được phát triển bằng các hệ quản trị nội dung (CMS) hay các ngôn ngữ lập trình để tạo thành website động [1].</w:t>
       </w:r>
     </w:p>
     <w:p>
@@ -4853,7 +4794,7 @@
       </w:pPr>
       <w:bookmarkStart w:id="9" w:name="_Toc234505154"/>
       <w:r>
-        <w:t>Website tĩnh (Static Website)</w:t>
+        <w:t xml:space="preserve">Web tĩnh </w:t>
       </w:r>
       <w:bookmarkEnd w:id="9"/>
     </w:p>
@@ -4862,7 +4803,7 @@
         <w:pStyle w:val="noidung"/>
       </w:pPr>
       <w:r>
-        <w:t>Website tĩnh là loại website có nội dung được xây dựng bằng các tệp HTML kết hợp với CSS và JavaScript. Thông tin hiển thị trên website được lưu trực tiếp trong các tệp của trang web và không phụ thuộc vào cơ sở dữ liệu. Khi người dùng truy cập, máy chủ sẽ gửi ngay nội dung đã được tạo sẵn đến trình duyệt mà không cần xử lý dữ liệu phía máy chủ.</w:t>
+        <w:t>Web tĩnh là loại web có nội dung được xây dựng bằng các tệp HTML kết hợp với CSS và JavaScript. Thông tin hiển thị trên website được lưu trực tiếp trong các tệp của trang web và không phụ thuộc vào cơ sở dữ liệu. Khi người dùng truy cập, máy chủ sẽ gửi ngay nội dung đã được tạo sẵn đến trình duyệt mà không cần xử lý dữ liệu phía máy chủ.</w:t>
       </w:r>
     </w:p>
     <w:p>
@@ -4870,7 +4811,7 @@
         <w:pStyle w:val="noidung"/>
       </w:pPr>
       <w:r>
-        <w:t>Website tĩnh có ưu điểm như tốc độ tải nhanh, dễ thiết kế, chi phí triển khai thấp và mức độ bảo mật cao do không sử dụng cơ sở dữ liệu hoặc ngôn ngữ xử lý phía máy chủ. Tuy nhiên, việc cập nhật nội dung phải thực hiện bằng cách chỉnh sửa trực tiếp mã nguồn nên không phù hợp với các hệ thống có dữ liệu thường xuyên thay đổi.</w:t>
+        <w:t>Web tĩnh có ưu điểm như tốc độ tải nhanh, dễ thiết kế, chi phí triển khai thấp và mức độ bảo mật cao do không sử dụng cơ sở dữ liệu hoặc ngôn ngữ xử lý phía máy chủ. Tuy nhiên, việc cập nhật nội dung phải thực hiện bằng cách chỉnh sửa trực tiếp mã nguồn nên không phù hợp với các hệ thống có dữ liệu thường xuyên thay đổi.</w:t>
       </w:r>
     </w:p>
     <w:p>
@@ -4878,13 +4819,7 @@
         <w:pStyle w:val="noidung"/>
       </w:pPr>
       <w:r>
-        <w:t>Trong đề tài này, website</w:t>
-      </w:r>
-      <w:r>
-        <w:t xml:space="preserve"> bán hoa tươi</w:t>
-      </w:r>
-      <w:r>
-        <w:t xml:space="preserve"> được xây dựng theo mô hình </w:t>
+        <w:t xml:space="preserve">Trong đề tài này, website bán hoa tươi được xây dựng theo mô hình </w:t>
       </w:r>
       <w:r>
         <w:rPr>
@@ -4892,7 +4827,7 @@
           <w:b w:val="0"/>
           <w:bCs w:val="0"/>
         </w:rPr>
-        <w:t>website tĩnh</w:t>
+        <w:t>web tĩnh</w:t>
       </w:r>
       <w:r>
         <w:t>. Giao diện được phát triển bằng HTML, CSS và Bootstrap, trong khi JavaScript được sử dụng để xử lý chức năng tra cứu sản phẩm từ mảng đối tượng có sẵn. Toàn bộ dữ liệu được lưu trong mã nguồn, không sử dụng cơ sở dữ liệu hay ngôn ngữ lập trình phía máy chủ.</w:t>
@@ -4905,7 +4840,7 @@
       <w:bookmarkStart w:id="10" w:name="_Toc234505155"/>
       <w:r>
         <w:lastRenderedPageBreak/>
-        <w:t>Website động (Dynamic Website)</w:t>
+        <w:t xml:space="preserve">Web động </w:t>
       </w:r>
       <w:bookmarkEnd w:id="10"/>
     </w:p>
@@ -4914,7 +4849,7 @@
         <w:pStyle w:val="noidung"/>
       </w:pPr>
       <w:r>
-        <w:t>Website động là loại website có khả năng tạo và cập nhật nội dung theo thời gian thực dựa trên dữ liệu lưu trữ trong cơ sở dữ liệu hoặc theo yêu cầu của người dùng. Website động thường sử dụng các ngôn ngữ lập trình phía máy chủ như PHP, ASP.NET, Java hoặc Node.js kết hợp với hệ quản trị cơ sở dữ liệu như MySQL, SQL Server hoặc PostgreSQL.</w:t>
+        <w:t>Web động là loại web có khả năng tạo và cập nhật nội dung theo thời gian thực dựa trên dữ liệu lưu trữ trong cơ sở dữ liệu hoặc theo yêu cầu của người dùng. Web động thường sử dụng các ngôn ngữ lập trình phía máy chủ như PHP, ASP.NET, Java hoặc Node.js kết hợp với hệ quản trị cơ sở dữ liệu như MySQL, SQL Server hoặc PostgreSQL.</w:t>
       </w:r>
     </w:p>
     <w:p>
@@ -4922,7 +4857,7 @@
         <w:pStyle w:val="noidung"/>
       </w:pPr>
       <w:r>
-        <w:t>So với website tĩnh, website động có khả năng quản lý dữ liệu lớn, hỗ trợ nhiều chức năng tương tác như đăng nhập, tìm kiếm, đặt hàng và quản trị nội dung. Tuy nhiên, loại website này có cấu trúc phức tạp hơn, yêu cầu máy chủ xử lý nhiều tác vụ hơn và chi phí phát triển cũng cao hơn.</w:t>
+        <w:t>So với web tĩnh, web động có khả năng quản lý dữ liệu lớn, hỗ trợ nhiều chức năng tương tác như đăng nhập, tìm kiếm, đặt hàng và quản trị nội dung. Tuy nhiên, loại web này có cấu trúc phức tạp hơn, yêu cầu máy chủ xử lý nhiều tác vụ hơn và chi phí phát triển cũng cao hơn.</w:t>
       </w:r>
     </w:p>
     <w:p>
@@ -5650,7 +5585,6 @@
         <w:t>&lt;script src="script.js"&gt;&lt;/script&gt;</w:t>
       </w:r>
     </w:p>
-    <w:p/>
     <w:p>
       <w:pPr>
         <w:pStyle w:val="Heading3"/>
@@ -6674,10 +6608,7 @@
     </w:p>
     <w:p>
       <w:r>
-        <w:t>[1]</w:t>
-      </w:r>
-      <w:r>
-        <w:t xml:space="preserve"> Nguyễn Văn Quy, "Website là gì? Tổng quan về một dự án web," </w:t>
+        <w:t xml:space="preserve">[1] Nguyễn Văn Quy, "Website là gì? Tổng quan về một dự án web," </w:t>
       </w:r>
       <w:r>
         <w:rPr>
@@ -6686,28 +6617,42 @@
         <w:t>Khoa Công nghệ thông tin - Trường Cao đẳng Kinh tế TP. Hồ Chí Minh (CTIM)</w:t>
       </w:r>
       <w:r>
-        <w:t>.</w:t>
-      </w:r>
-      <w:r>
-        <w:t xml:space="preserve"> Trang web</w:t>
+        <w:t xml:space="preserve">. Trang web: </w:t>
+      </w:r>
+      <w:r>
+        <w:t>https://it.ctim.edu.vn/d57-website-la-gi-tong-quan-ve-mot-du-an-web.html</w:t>
+      </w:r>
+      <w:r>
+        <w:t>, ngày truy cập: 9/72026</w:t>
+      </w:r>
+    </w:p>
+    <w:p>
+      <w:r>
+        <w:t>[</w:t>
+      </w:r>
+      <w:r>
+        <w:t>2</w:t>
+      </w:r>
+      <w:r>
+        <w:t xml:space="preserve">] W3Schools, </w:t>
+      </w:r>
+      <w:r>
+        <w:rPr>
+          <w:rStyle w:val="Emphasis"/>
+        </w:rPr>
+        <w:t>HTML Introduction</w:t>
+      </w:r>
+      <w:r>
+        <w:t>, trang web</w:t>
       </w:r>
       <w:r>
         <w:t xml:space="preserve">: </w:t>
       </w:r>
       <w:r>
-        <w:t>https://it.ctim.edu.vn/d57-website-la-gi-tong-quan-ve-mot-du-an-web.html</w:t>
-      </w:r>
-      <w:r>
-        <w:t xml:space="preserve">, </w:t>
-      </w:r>
-      <w:r>
-        <w:t xml:space="preserve">ngày truy cập: </w:t>
-      </w:r>
-      <w:r>
-        <w:t>9</w:t>
-      </w:r>
-      <w:r>
-        <w:t>/72026</w:t>
+        <w:t>https://www.w3schools.com/html/html_intro.asp</w:t>
+      </w:r>
+      <w:r>
+        <w:t>, ngày truy cập: 7/72026</w:t>
       </w:r>
     </w:p>
     <w:p>
@@ -6715,7 +6660,7 @@
         <w:t>[</w:t>
       </w:r>
       <w:r>
-        <w:t>2</w:t>
+        <w:t>3</w:t>
       </w:r>
       <w:r>
         <w:t xml:space="preserve">] W3Schools, </w:t>
@@ -6724,77 +6669,42 @@
         <w:rPr>
           <w:rStyle w:val="Emphasis"/>
         </w:rPr>
-        <w:t>HTML Introduction</w:t>
-      </w:r>
-      <w:r>
-        <w:t>, trang web</w:t>
-      </w:r>
-      <w:r>
-        <w:t xml:space="preserve">: </w:t>
-      </w:r>
-      <w:r>
-        <w:t>https://www.w3schools.com/html/html_intro.asp</w:t>
+        <w:t>CSS Tutorial</w:t>
+      </w:r>
+      <w:r>
+        <w:t xml:space="preserve">, trang web: </w:t>
+      </w:r>
+      <w:r>
+        <w:t>https://www.w3schools.com/css/</w:t>
+      </w:r>
+      <w:r>
+        <w:t>,  ngày truy cập: 7/72026</w:t>
+      </w:r>
+    </w:p>
+    <w:p>
+      <w:r>
+        <w:t>[</w:t>
+      </w:r>
+      <w:r>
+        <w:t>4</w:t>
+      </w:r>
+      <w:r>
+        <w:t xml:space="preserve">] W3Schools, </w:t>
+      </w:r>
+      <w:r>
+        <w:rPr>
+          <w:rStyle w:val="Emphasis"/>
+        </w:rPr>
+        <w:t>JavaScript Tutorial</w:t>
+      </w:r>
+      <w:r>
+        <w:t xml:space="preserve">, trang web: </w:t>
+      </w:r>
+      <w:r>
+        <w:t>https://www.w3schools.com/js/</w:t>
       </w:r>
       <w:r>
         <w:t>, ngày truy cập: 7/72026</w:t>
-      </w:r>
-    </w:p>
-    <w:p>
-      <w:r>
-        <w:t>[</w:t>
-      </w:r>
-      <w:r>
-        <w:t>3</w:t>
-      </w:r>
-      <w:r>
-        <w:t xml:space="preserve">] W3Schools, </w:t>
-      </w:r>
-      <w:r>
-        <w:rPr>
-          <w:rStyle w:val="Emphasis"/>
-        </w:rPr>
-        <w:t>CSS Tutorial</w:t>
-      </w:r>
-      <w:r>
-        <w:t xml:space="preserve">, trang web: </w:t>
-      </w:r>
-      <w:r>
-        <w:t>https://www.w3schools.com/css/</w:t>
-      </w:r>
-      <w:r>
-        <w:t xml:space="preserve">,  </w:t>
-      </w:r>
-      <w:r>
-        <w:t>ngày truy cập: 7/72026</w:t>
-      </w:r>
-    </w:p>
-    <w:p>
-      <w:r>
-        <w:t>[</w:t>
-      </w:r>
-      <w:r>
-        <w:t>4</w:t>
-      </w:r>
-      <w:r>
-        <w:t xml:space="preserve">] W3Schools, </w:t>
-      </w:r>
-      <w:r>
-        <w:rPr>
-          <w:rStyle w:val="Emphasis"/>
-        </w:rPr>
-        <w:t>JavaScript Tutorial</w:t>
-      </w:r>
-      <w:r>
-        <w:t xml:space="preserve">, trang web: </w:t>
-      </w:r>
-      <w:r>
-        <w:t>https://www.w3schools.com/js/</w:t>
-      </w:r>
-      <w:r>
-        <w:t xml:space="preserve">, </w:t>
-      </w:r>
-      <w:r>
-        <w:t>ngày truy cập: 7/72026</w:t>
       </w:r>
     </w:p>
     <w:p>
@@ -6833,10 +6743,7 @@
         <w:t>https://aptech.fpt.edu.vn/bootstrap.html</w:t>
       </w:r>
       <w:r>
-        <w:t xml:space="preserve">, </w:t>
-      </w:r>
-      <w:r>
-        <w:t>ngày truy cập: 7/72026</w:t>
+        <w:t>, ngày truy cập: 7/72026</w:t>
       </w:r>
     </w:p>
     <w:sectPr>

--- a/assets/baocao-tkw-dtbn.docx
+++ b/assets/baocao-tkw-dtbn.docx
@@ -204,7 +204,15 @@
           <w:sz w:val="40"/>
           <w:szCs w:val="40"/>
         </w:rPr>
-        <w:t>XÂY DỰNG WEBSITE BÁN HOA TƯƠI “BLOOM STUDIO”</w:t>
+        <w:t>THIẾT KẾ</w:t>
+      </w:r>
+      <w:r>
+        <w:rPr>
+          <w:b/>
+          <w:sz w:val="40"/>
+          <w:szCs w:val="40"/>
+        </w:rPr>
+        <w:t xml:space="preserve"> WEBSITE BÁN HOA TƯƠI “BLOOM STUDIO”</w:t>
       </w:r>
     </w:p>
     <w:p>
@@ -635,7 +643,15 @@
           <w:sz w:val="40"/>
           <w:szCs w:val="40"/>
         </w:rPr>
-        <w:t>XÂY DỰNG WEBSITE BÁN HOA TƯƠI “BLOOM STUDIO”</w:t>
+        <w:t>THIẾT KẾ</w:t>
+      </w:r>
+      <w:r>
+        <w:rPr>
+          <w:b/>
+          <w:sz w:val="40"/>
+          <w:szCs w:val="40"/>
+        </w:rPr>
+        <w:t xml:space="preserve"> WEBSITE BÁN HOA TƯƠI “BLOOM STUDIO”</w:t>
       </w:r>
     </w:p>
     <w:p>
@@ -896,7 +912,19 @@
         <w:t>, giảng viên hướng dẫn bộ môn, người đã tận tình hướng dẫn, góp ý và hỗ trợ em trong suốt quá trình thực hiện đề tài</w:t>
       </w:r>
       <w:r>
-        <w:t xml:space="preserve"> “Xây dựng website Bán Hoa tươi “Bloom Studio”</w:t>
+        <w:t xml:space="preserve"> “</w:t>
+      </w:r>
+      <w:r>
+        <w:t xml:space="preserve">Thiết kế </w:t>
+      </w:r>
+      <w:r>
+        <w:t xml:space="preserve">website </w:t>
+      </w:r>
+      <w:r>
+        <w:t>b</w:t>
+      </w:r>
+      <w:r>
+        <w:t>án Hoa tươi “Bloom Studio”</w:t>
       </w:r>
       <w:r>
         <w:t>.</w:t>
@@ -1518,7 +1546,21 @@
             <w:rStyle w:val="Hyperlink"/>
             <w:noProof/>
           </w:rPr>
-          <w:t>2.1 Tổng quan về website</w:t>
+          <w:t>2.1 Tổng qu</w:t>
+        </w:r>
+        <w:r>
+          <w:rPr>
+            <w:rStyle w:val="Hyperlink"/>
+            <w:noProof/>
+          </w:rPr>
+          <w:t>a</w:t>
+        </w:r>
+        <w:r>
+          <w:rPr>
+            <w:rStyle w:val="Hyperlink"/>
+            <w:noProof/>
+          </w:rPr>
+          <w:t>n về website</w:t>
         </w:r>
         <w:r>
           <w:rPr>
@@ -5114,6 +5156,9 @@
         <w:t>Bloom Studio</w:t>
       </w:r>
       <w:r>
+        <w:t xml:space="preserve"> – Hoa tươi</w:t>
+      </w:r>
+      <w:r>
         <w:t>&lt;/title&gt;</w:t>
       </w:r>
     </w:p>
@@ -5992,57 +6037,25 @@
       <w:r>
         <w:t xml:space="preserve">Bảng </w:t>
       </w:r>
-      <w:r>
-        <w:fldChar w:fldCharType="begin"/>
-      </w:r>
-      <w:r>
-        <w:instrText xml:space="preserve"> STYLEREF 1 \s </w:instrText>
-      </w:r>
-      <w:r>
-        <w:fldChar w:fldCharType="separate"/>
-      </w:r>
-      <w:r>
-        <w:rPr>
-          <w:noProof/>
-        </w:rPr>
-        <w:t>3</w:t>
-      </w:r>
-      <w:r>
-        <w:rPr>
-          <w:noProof/>
-        </w:rPr>
-        <w:fldChar w:fldCharType="end"/>
-      </w:r>
+      <w:fldSimple w:instr=" STYLEREF 1 \s ">
+        <w:r>
+          <w:rPr>
+            <w:noProof/>
+          </w:rPr>
+          <w:t>3</w:t>
+        </w:r>
+      </w:fldSimple>
       <w:r>
         <w:t>.</w:t>
       </w:r>
-      <w:r>
-        <w:fldChar w:fldCharType="begin"/>
-      </w:r>
-      <w:r>
-        <w:instrText xml:space="preserve"> SEQ B</w:instrText>
-      </w:r>
-      <w:r>
-        <w:instrText>ả</w:instrText>
-      </w:r>
-      <w:r>
-        <w:instrText xml:space="preserve">ng \* ARABIC \s 1 </w:instrText>
-      </w:r>
-      <w:r>
-        <w:fldChar w:fldCharType="separate"/>
-      </w:r>
-      <w:r>
-        <w:rPr>
-          <w:noProof/>
-        </w:rPr>
-        <w:t>1</w:t>
-      </w:r>
-      <w:r>
-        <w:rPr>
-          <w:noProof/>
-        </w:rPr>
-        <w:fldChar w:fldCharType="end"/>
-      </w:r>
+      <w:fldSimple w:instr=" SEQ Bảng \* ARABIC \s 1 ">
+        <w:r>
+          <w:rPr>
+            <w:noProof/>
+          </w:rPr>
+          <w:t>1</w:t>
+        </w:r>
+      </w:fldSimple>
       <w:r>
         <w:t xml:space="preserve"> </w:t>
       </w:r>
@@ -6315,51 +6328,25 @@
       <w:r>
         <w:t xml:space="preserve">Hình </w:t>
       </w:r>
-      <w:r>
-        <w:fldChar w:fldCharType="begin"/>
-      </w:r>
-      <w:r>
-        <w:instrText xml:space="preserve"> STYLEREF 1 \s </w:instrText>
-      </w:r>
-      <w:r>
-        <w:fldChar w:fldCharType="separate"/>
-      </w:r>
-      <w:r>
-        <w:rPr>
-          <w:noProof/>
-        </w:rPr>
-        <w:t>3</w:t>
-      </w:r>
-      <w:r>
-        <w:rPr>
-          <w:noProof/>
-        </w:rPr>
-        <w:fldChar w:fldCharType="end"/>
-      </w:r>
+      <w:fldSimple w:instr=" STYLEREF 1 \s ">
+        <w:r>
+          <w:rPr>
+            <w:noProof/>
+          </w:rPr>
+          <w:t>3</w:t>
+        </w:r>
+      </w:fldSimple>
       <w:r>
         <w:t>.</w:t>
       </w:r>
-      <w:r>
-        <w:fldChar w:fldCharType="begin"/>
-      </w:r>
-      <w:r>
-        <w:instrText xml:space="preserve"> SEQ Hình \* ARABIC \s 1 </w:instrText>
-      </w:r>
-      <w:r>
-        <w:fldChar w:fldCharType="separate"/>
-      </w:r>
-      <w:r>
-        <w:rPr>
-          <w:noProof/>
-        </w:rPr>
-        <w:t>1</w:t>
-      </w:r>
-      <w:r>
-        <w:rPr>
-          <w:noProof/>
-        </w:rPr>
-        <w:fldChar w:fldCharType="end"/>
-      </w:r>
+      <w:fldSimple w:instr=" SEQ Hình \* ARABIC \s 1 ">
+        <w:r>
+          <w:rPr>
+            <w:noProof/>
+          </w:rPr>
+          <w:t>1</w:t>
+        </w:r>
+      </w:fldSimple>
       <w:r>
         <w:t xml:space="preserve"> Nhập tiêu đề cho hình minh họa</w:t>
       </w:r>
